--- a/files/CV.docx
+++ b/files/CV.docx
@@ -770,17 +770,7 @@
                 <w:sz w:val="20"/>
                 <w:szCs w:val="20"/>
               </w:rPr>
-              <w:t>P</w:t>
-            </w:r>
-            <w:r>
-              <w:rPr>
-                <w:rFonts w:ascii="News Gothic MT" w:hAnsi="News Gothic MT" w:cs="Times New Roman"/>
-                <w:b w:val="0"/>
-                <w:bCs/>
-                <w:sz w:val="20"/>
-                <w:szCs w:val="20"/>
-              </w:rPr>
-              <w:t>h.D. Computer Science</w:t>
+              <w:t>Ph.D. Computer Science</w:t>
             </w:r>
           </w:p>
           <w:p>
@@ -889,27 +879,7 @@
                 <w:sz w:val="20"/>
                 <w:szCs w:val="20"/>
               </w:rPr>
-              <w:t>GPA: 3.9</w:t>
-            </w:r>
-            <w:r>
-              <w:rPr>
-                <w:rFonts w:ascii="News Gothic MT" w:hAnsi="News Gothic MT" w:cs="Times New Roman"/>
-                <w:b w:val="0"/>
-                <w:bCs/>
-                <w:sz w:val="20"/>
-                <w:szCs w:val="20"/>
-              </w:rPr>
-              <w:t>7</w:t>
-            </w:r>
-            <w:r>
-              <w:rPr>
-                <w:rFonts w:ascii="News Gothic MT" w:hAnsi="News Gothic MT" w:cs="Times New Roman"/>
-                <w:b w:val="0"/>
-                <w:bCs/>
-                <w:sz w:val="20"/>
-                <w:szCs w:val="20"/>
-              </w:rPr>
-              <w:t>/4.0</w:t>
+              <w:t>GPA: 3.97/4.0</w:t>
             </w:r>
           </w:p>
           <w:p>
@@ -1088,16 +1058,7 @@
                 <w:sz w:val="20"/>
                 <w:szCs w:val="20"/>
               </w:rPr>
-              <w:t xml:space="preserve">    </w:t>
-            </w:r>
-            <w:r>
-              <w:rPr>
-                <w:rFonts w:ascii="News Gothic MT" w:hAnsi="News Gothic MT" w:cs="Times New Roman"/>
-                <w:color w:val="000000" w:themeColor="text1"/>
-                <w:sz w:val="20"/>
-                <w:szCs w:val="20"/>
-              </w:rPr>
-              <w:t>B.A. Computer Science/Music (Flute) double major, minor in Mathematics</w:t>
+              <w:t xml:space="preserve">    B.A. Computer Science/Music (Flute) double major, minor in Mathematics</w:t>
             </w:r>
           </w:p>
           <w:p>
@@ -1117,16 +1078,7 @@
                 <w:sz w:val="20"/>
                 <w:szCs w:val="20"/>
               </w:rPr>
-              <w:t xml:space="preserve">    </w:t>
-            </w:r>
-            <w:r>
-              <w:rPr>
-                <w:rFonts w:ascii="News Gothic MT" w:hAnsi="News Gothic MT" w:cs="Times New Roman"/>
-                <w:color w:val="000000" w:themeColor="text1"/>
-                <w:sz w:val="20"/>
-                <w:szCs w:val="20"/>
-              </w:rPr>
-              <w:t>GPA: 4.0/4.0, Summa Cum Laude, Distinction in Senior Exercises</w:t>
+              <w:t xml:space="preserve">    GPA: 4.0/4.0, Summa Cum Laude, Distinction in Senior Exercises</w:t>
             </w:r>
           </w:p>
           <w:p>
@@ -1325,19 +1277,7 @@
                 <w:sz w:val="20"/>
                 <w:szCs w:val="20"/>
               </w:rPr>
-              <w:t>2018-202</w:t>
-            </w:r>
-            <w:r>
-              <w:rPr>
-                <w:rFonts w:ascii="News Gothic MT" w:hAnsi="News Gothic MT" w:cs="Times New Roman"/>
-                <w:bCs/>
-                <w:i/>
-                <w:iCs/>
-                <w:color w:val="000000" w:themeColor="text1"/>
-                <w:sz w:val="20"/>
-                <w:szCs w:val="20"/>
-              </w:rPr>
-              <w:t>2</w:t>
+              <w:t>2018-2022</w:t>
             </w:r>
           </w:p>
         </w:tc>
@@ -1531,53 +1471,16 @@
                 <w:sz w:val="20"/>
                 <w:szCs w:val="20"/>
               </w:rPr>
-              <w:t>Bjørner</w:t>
-            </w:r>
-            <w:r>
-              <w:rPr>
-                <w:rFonts w:ascii="News Gothic MT" w:hAnsi="News Gothic MT" w:cs="Times New Roman"/>
-                <w:bCs/>
-                <w:color w:val="000000" w:themeColor="text1"/>
-                <w:sz w:val="20"/>
-                <w:szCs w:val="20"/>
-              </w:rPr>
-              <w:t>. “</w:t>
-            </w:r>
-            <w:r>
-              <w:rPr>
-                <w:rFonts w:ascii="News Gothic MT" w:hAnsi="News Gothic MT" w:cs="Times New Roman"/>
-                <w:color w:val="000000" w:themeColor="text1"/>
-                <w:sz w:val="20"/>
-                <w:szCs w:val="20"/>
-              </w:rPr>
-              <w:t xml:space="preserve">Parallelizing SMT </w:t>
-            </w:r>
-            <w:r>
-              <w:rPr>
-                <w:rFonts w:ascii="News Gothic MT" w:hAnsi="News Gothic MT" w:cs="Times New Roman"/>
-                <w:color w:val="000000" w:themeColor="text1"/>
-                <w:sz w:val="20"/>
-                <w:szCs w:val="20"/>
-              </w:rPr>
-              <w:t xml:space="preserve">Solvers </w:t>
-            </w:r>
-            <w:r>
-              <w:rPr>
-                <w:rFonts w:ascii="News Gothic MT" w:hAnsi="News Gothic MT" w:cs="Times New Roman"/>
-                <w:color w:val="000000" w:themeColor="text1"/>
-                <w:sz w:val="20"/>
-                <w:szCs w:val="20"/>
-              </w:rPr>
-              <w:t>via Dynamic Partitioning, Core-Guided Search-Space Pruning, and Online Backbone Detection</w:t>
-            </w:r>
-            <w:r>
-              <w:rPr>
-                <w:rFonts w:ascii="News Gothic MT" w:hAnsi="News Gothic MT" w:cs="Times New Roman"/>
-                <w:color w:val="000000" w:themeColor="text1"/>
-                <w:sz w:val="20"/>
-                <w:szCs w:val="20"/>
-              </w:rPr>
-              <w:t>.” Under review, 2026.</w:t>
+              <w:t>Bjørner. “</w:t>
+            </w:r>
+            <w:r>
+              <w:rPr>
+                <w:rFonts w:ascii="News Gothic MT" w:hAnsi="News Gothic MT" w:cs="Times New Roman"/>
+                <w:color w:val="000000" w:themeColor="text1"/>
+                <w:sz w:val="20"/>
+                <w:szCs w:val="20"/>
+              </w:rPr>
+              <w:t>Parallelizing SMT Solvers via Dynamic Partitioning, Core-Guided Search-Space Pruning, and Online Backbone Detection.” Under review, 2026.</w:t>
             </w:r>
           </w:p>
           <w:p>
@@ -1676,34 +1579,7 @@
                   <w:sz w:val="18"/>
                   <w:szCs w:val="18"/>
                 </w:rPr>
-                <w:t>pa</w:t>
-              </w:r>
-              <w:r>
-                <w:rPr>
-                  <w:rStyle w:val="Hyperlink"/>
-                  <w:rFonts w:ascii="News Gothic MT" w:hAnsi="News Gothic MT" w:cs="Times New Roman"/>
-                  <w:sz w:val="18"/>
-                  <w:szCs w:val="18"/>
-                </w:rPr>
-                <w:t>p</w:t>
-              </w:r>
-              <w:r>
-                <w:rPr>
-                  <w:rStyle w:val="Hyperlink"/>
-                  <w:rFonts w:ascii="News Gothic MT" w:hAnsi="News Gothic MT" w:cs="Times New Roman"/>
-                  <w:sz w:val="18"/>
-                  <w:szCs w:val="18"/>
-                </w:rPr>
-                <w:t>e</w:t>
-              </w:r>
-              <w:r>
-                <w:rPr>
-                  <w:rStyle w:val="Hyperlink"/>
-                  <w:rFonts w:ascii="News Gothic MT" w:hAnsi="News Gothic MT" w:cs="Times New Roman"/>
-                  <w:sz w:val="18"/>
-                  <w:szCs w:val="18"/>
-                </w:rPr>
-                <w:t>r5</w:t>
+                <w:t>paper5</w:t>
               </w:r>
             </w:hyperlink>
             <w:r>
@@ -2036,34 +1912,7 @@
                   <w:sz w:val="18"/>
                   <w:szCs w:val="18"/>
                 </w:rPr>
-                <w:t>pa</w:t>
-              </w:r>
-              <w:r>
-                <w:rPr>
-                  <w:rStyle w:val="Hyperlink"/>
-                  <w:rFonts w:ascii="News Gothic MT" w:hAnsi="News Gothic MT" w:cs="Times New Roman"/>
-                  <w:sz w:val="18"/>
-                  <w:szCs w:val="18"/>
-                </w:rPr>
-                <w:t>p</w:t>
-              </w:r>
-              <w:r>
-                <w:rPr>
-                  <w:rStyle w:val="Hyperlink"/>
-                  <w:rFonts w:ascii="News Gothic MT" w:hAnsi="News Gothic MT" w:cs="Times New Roman"/>
-                  <w:sz w:val="18"/>
-                  <w:szCs w:val="18"/>
-                </w:rPr>
-                <w:t>e</w:t>
-              </w:r>
-              <w:r>
-                <w:rPr>
-                  <w:rStyle w:val="Hyperlink"/>
-                  <w:rFonts w:ascii="News Gothic MT" w:hAnsi="News Gothic MT" w:cs="Times New Roman"/>
-                  <w:sz w:val="18"/>
-                  <w:szCs w:val="18"/>
-                </w:rPr>
-                <w:t>r4</w:t>
+                <w:t>paper4</w:t>
               </w:r>
             </w:hyperlink>
             <w:r>
@@ -2665,16 +2514,7 @@
                 <w:sz w:val="18"/>
                 <w:szCs w:val="18"/>
               </w:rPr>
-              <w:t xml:space="preserve"> </w:t>
-            </w:r>
-            <w:r>
-              <w:rPr>
-                <w:rFonts w:ascii="News Gothic MT" w:hAnsi="News Gothic MT" w:cs="Times New Roman"/>
-                <w:bCs/>
-                <w:sz w:val="18"/>
-                <w:szCs w:val="18"/>
-              </w:rPr>
-              <w:t>[</w:t>
+              <w:t xml:space="preserve"> [</w:t>
             </w:r>
             <w:hyperlink r:id="rId23" w:history="1">
               <w:r>
@@ -2872,40 +2712,7 @@
                   <w:sz w:val="18"/>
                   <w:szCs w:val="18"/>
                 </w:rPr>
-                <w:t>c</w:t>
-              </w:r>
-              <w:r>
-                <w:rPr>
-                  <w:rStyle w:val="Hyperlink"/>
-                  <w:rFonts w:ascii="News Gothic MT" w:hAnsi="News Gothic MT" w:cs="Times New Roman"/>
-                  <w:bCs/>
-                  <w:color w:val="0432FF"/>
-                  <w:sz w:val="18"/>
-                  <w:szCs w:val="18"/>
-                </w:rPr>
-                <w:t>o</w:t>
-              </w:r>
-              <w:r>
-                <w:rPr>
-                  <w:rStyle w:val="Hyperlink"/>
-                  <w:rFonts w:ascii="News Gothic MT" w:hAnsi="News Gothic MT" w:cs="Times New Roman"/>
-                  <w:bCs/>
-                  <w:color w:val="0432FF"/>
-                  <w:sz w:val="18"/>
-                  <w:szCs w:val="18"/>
-                </w:rPr>
-                <w:t>d</w:t>
-              </w:r>
-              <w:r>
-                <w:rPr>
-                  <w:rStyle w:val="Hyperlink"/>
-                  <w:rFonts w:ascii="News Gothic MT" w:hAnsi="News Gothic MT" w:cs="Times New Roman"/>
-                  <w:bCs/>
-                  <w:color w:val="0432FF"/>
-                  <w:sz w:val="18"/>
-                  <w:szCs w:val="18"/>
-                </w:rPr>
-                <w:t>e</w:t>
+                <w:t>code</w:t>
               </w:r>
             </w:hyperlink>
             <w:r>
@@ -3182,16 +2989,7 @@
                 <w:sz w:val="18"/>
                 <w:szCs w:val="18"/>
               </w:rPr>
-              <w:t>domain-specific language</w:t>
-            </w:r>
-            <w:r>
-              <w:rPr>
-                <w:rFonts w:ascii="News Gothic MT" w:hAnsi="News Gothic MT" w:cs="Times New Roman"/>
-                <w:color w:val="000000" w:themeColor="text1"/>
-                <w:sz w:val="18"/>
-                <w:szCs w:val="18"/>
-              </w:rPr>
-              <w:t xml:space="preserve"> bridging the abstraction gap between music theoretical structures and notation. Wrote Haskell-based compiler to </w:t>
+              <w:t xml:space="preserve">domain-specific language bridging the abstraction gap between music theoretical structures and notation. Wrote Haskell-based compiler to </w:t>
             </w:r>
             <w:proofErr w:type="spellStart"/>
             <w:r>
@@ -3726,17 +3524,7 @@
           <w:noProof/>
           <w:color w:val="548DD4" w:themeColor="text2" w:themeTint="99"/>
         </w:rPr>
-        <w:t>REPORTS AND MANUSCRIPT</w:t>
-      </w:r>
-      <w:r>
-        <w:rPr>
-          <w:rFonts w:ascii="News Gothic MT" w:hAnsi="News Gothic MT" w:cs="Times New Roman"/>
-          <w:b/>
-          <w:bCs/>
-          <w:noProof/>
-          <w:color w:val="548DD4" w:themeColor="text2" w:themeTint="99"/>
-        </w:rPr>
-        <w:t>S</w:t>
+        <w:t>REPORTS AND MANUSCRIPTS</w:t>
       </w:r>
     </w:p>
     <w:tbl>
@@ -3924,16 +3712,7 @@
                 <w:sz w:val="20"/>
                 <w:szCs w:val="20"/>
               </w:rPr>
-              <w:t>. “</w:t>
-            </w:r>
-            <w:r>
-              <w:rPr>
-                <w:rFonts w:ascii="News Gothic MT" w:hAnsi="News Gothic MT" w:cs="Times New Roman"/>
-                <w:color w:val="000000" w:themeColor="text1"/>
-                <w:sz w:val="20"/>
-                <w:szCs w:val="20"/>
-              </w:rPr>
-              <w:t xml:space="preserve">Enabling Natural Language </w:t>
+              <w:t xml:space="preserve">. “Enabling Natural Language </w:t>
             </w:r>
             <w:r>
               <w:rPr>
@@ -3951,43 +3730,7 @@
                 <w:sz w:val="20"/>
                 <w:szCs w:val="20"/>
               </w:rPr>
-              <w:t>Dictation in Talon Voice with LLMs</w:t>
-            </w:r>
-            <w:r>
-              <w:rPr>
-                <w:rFonts w:ascii="News Gothic MT" w:hAnsi="News Gothic MT" w:cs="Times New Roman"/>
-                <w:color w:val="000000" w:themeColor="text1"/>
-                <w:sz w:val="20"/>
-                <w:szCs w:val="20"/>
-              </w:rPr>
-              <w:t xml:space="preserve">.” </w:t>
-            </w:r>
-            <w:r>
-              <w:rPr>
-                <w:rFonts w:ascii="News Gothic MT" w:hAnsi="News Gothic MT" w:cs="Times New Roman"/>
-                <w:color w:val="000000" w:themeColor="text1"/>
-                <w:sz w:val="20"/>
-                <w:szCs w:val="20"/>
-              </w:rPr>
-              <w:t>Unpublished manuscript, 202</w:t>
-            </w:r>
-            <w:r>
-              <w:rPr>
-                <w:rFonts w:ascii="News Gothic MT" w:hAnsi="News Gothic MT" w:cs="Times New Roman"/>
-                <w:color w:val="000000" w:themeColor="text1"/>
-                <w:sz w:val="20"/>
-                <w:szCs w:val="20"/>
-              </w:rPr>
-              <w:t>6</w:t>
-            </w:r>
-            <w:r>
-              <w:rPr>
-                <w:rFonts w:ascii="News Gothic MT" w:hAnsi="News Gothic MT" w:cs="Times New Roman"/>
-                <w:color w:val="000000" w:themeColor="text1"/>
-                <w:sz w:val="20"/>
-                <w:szCs w:val="20"/>
-              </w:rPr>
-              <w:t>.</w:t>
+              <w:t>Dictation in Talon Voice with LLMs.” Unpublished manuscript, 2026.</w:t>
             </w:r>
           </w:p>
           <w:p>
@@ -4100,75 +3843,6 @@
               <w:rPr>
                 <w:rFonts w:ascii="News Gothic MT" w:hAnsi="News Gothic MT" w:cs="Times New Roman"/>
                 <w:color w:val="000000" w:themeColor="text1"/>
-                <w:sz w:val="18"/>
-                <w:szCs w:val="18"/>
-              </w:rPr>
-              <w:t>]</w:t>
-            </w:r>
-          </w:p>
-          <w:p>
-            <w:pPr>
-              <w:pStyle w:val="NoSpacing"/>
-              <w:jc w:val="right"/>
-              <w:rPr>
-                <w:rFonts w:ascii="News Gothic MT" w:hAnsi="News Gothic MT" w:cs="Times New Roman"/>
-                <w:bCs/>
-                <w:sz w:val="18"/>
-                <w:szCs w:val="18"/>
-              </w:rPr>
-            </w:pPr>
-            <w:r>
-              <w:rPr>
-                <w:rFonts w:ascii="News Gothic MT" w:hAnsi="News Gothic MT" w:cs="Times New Roman"/>
-                <w:bCs/>
-                <w:sz w:val="18"/>
-                <w:szCs w:val="18"/>
-              </w:rPr>
-              <w:t>[</w:t>
-            </w:r>
-            <w:r>
-              <w:rPr>
-                <w:rFonts w:ascii="News Gothic MT" w:hAnsi="News Gothic MT"/>
-              </w:rPr>
-              <w:fldChar w:fldCharType="begin"/>
-            </w:r>
-            <w:r>
-              <w:rPr>
-                <w:rFonts w:ascii="News Gothic MT" w:hAnsi="News Gothic MT"/>
-              </w:rPr>
-              <w:instrText>HYPERLINK "https://github.com/Z3Prover/z3/blob/master/src/smt/smt_parallel.cpp"</w:instrText>
-            </w:r>
-            <w:r>
-              <w:rPr>
-                <w:rFonts w:ascii="News Gothic MT" w:hAnsi="News Gothic MT"/>
-              </w:rPr>
-            </w:r>
-            <w:r>
-              <w:rPr>
-                <w:rFonts w:ascii="News Gothic MT" w:hAnsi="News Gothic MT"/>
-              </w:rPr>
-              <w:fldChar w:fldCharType="separate"/>
-            </w:r>
-            <w:r>
-              <w:rPr>
-                <w:rStyle w:val="Hyperlink"/>
-                <w:rFonts w:ascii="News Gothic MT" w:hAnsi="News Gothic MT"/>
-                <w:bCs/>
-                <w:sz w:val="18"/>
-                <w:szCs w:val="18"/>
-              </w:rPr>
-              <w:t>code</w:t>
-            </w:r>
-            <w:r>
-              <w:rPr>
-                <w:rFonts w:ascii="News Gothic MT" w:hAnsi="News Gothic MT"/>
-              </w:rPr>
-              <w:fldChar w:fldCharType="end"/>
-            </w:r>
-            <w:r>
-              <w:rPr>
-                <w:rFonts w:ascii="News Gothic MT" w:hAnsi="News Gothic MT" w:cs="Times New Roman"/>
-                <w:bCs/>
                 <w:sz w:val="18"/>
                 <w:szCs w:val="18"/>
               </w:rPr>
@@ -4298,27 +3972,7 @@
                 <w:sz w:val="20"/>
                 <w:szCs w:val="20"/>
               </w:rPr>
-              <w:t>) Team, Microsoft Research. “</w:t>
-            </w:r>
-            <w:r>
-              <w:rPr>
-                <w:rFonts w:ascii="News Gothic MT" w:hAnsi="News Gothic MT" w:cs="Times New Roman"/>
-                <w:bCs/>
-                <w:color w:val="000000" w:themeColor="text1"/>
-                <w:sz w:val="20"/>
-                <w:szCs w:val="20"/>
-              </w:rPr>
-              <w:t>Training LLMs for Verified Programming</w:t>
-            </w:r>
-            <w:r>
-              <w:rPr>
-                <w:rFonts w:ascii="News Gothic MT" w:hAnsi="News Gothic MT" w:cs="Times New Roman"/>
-                <w:bCs/>
-                <w:color w:val="000000" w:themeColor="text1"/>
-                <w:sz w:val="20"/>
-                <w:szCs w:val="20"/>
-              </w:rPr>
-              <w:t>.” Internship project, summer 2026.</w:t>
+              <w:t>) Team, Microsoft Research. “Training LLMs for Verified Programming.” Internship project, summer 2026.</w:t>
             </w:r>
           </w:p>
           <w:p>
@@ -5144,16 +4798,7 @@
                 <w:sz w:val="18"/>
                 <w:szCs w:val="18"/>
               </w:rPr>
-              <w:t xml:space="preserve"> </w:t>
-            </w:r>
-            <w:r>
-              <w:rPr>
-                <w:rFonts w:ascii="News Gothic MT" w:hAnsi="News Gothic MT"/>
-                <w:color w:val="000000" w:themeColor="text1"/>
-                <w:sz w:val="18"/>
-                <w:szCs w:val="18"/>
-              </w:rPr>
-              <w:t>[</w:t>
+              <w:t xml:space="preserve"> [</w:t>
             </w:r>
             <w:hyperlink r:id="rId40" w:history="1">
               <w:r>
@@ -5398,43 +5043,7 @@
                   <w:sz w:val="18"/>
                   <w:szCs w:val="18"/>
                 </w:rPr>
-                <w:t>rep</w:t>
-              </w:r>
-              <w:r>
-                <w:rPr>
-                  <w:rStyle w:val="Hyperlink"/>
-                  <w:rFonts w:ascii="News Gothic MT" w:hAnsi="News Gothic MT" w:cs="Times New Roman"/>
-                  <w:sz w:val="18"/>
-                  <w:szCs w:val="18"/>
-                </w:rPr>
-                <w:t>o</w:t>
-              </w:r>
-              <w:r>
-                <w:rPr>
-                  <w:rStyle w:val="Hyperlink"/>
-                  <w:rFonts w:ascii="News Gothic MT" w:hAnsi="News Gothic MT" w:cs="Times New Roman"/>
-                  <w:sz w:val="18"/>
-                  <w:szCs w:val="18"/>
-                </w:rPr>
-                <w:t>r</w:t>
-              </w:r>
-              <w:r>
-                <w:rPr>
-                  <w:rStyle w:val="Hyperlink"/>
-                  <w:rFonts w:ascii="News Gothic MT" w:hAnsi="News Gothic MT" w:cs="Times New Roman"/>
-                  <w:sz w:val="18"/>
-                  <w:szCs w:val="18"/>
-                </w:rPr>
-                <w:t>t</w:t>
-              </w:r>
-              <w:r>
-                <w:rPr>
-                  <w:rStyle w:val="Hyperlink"/>
-                  <w:rFonts w:ascii="News Gothic MT" w:hAnsi="News Gothic MT" w:cs="Times New Roman"/>
-                  <w:sz w:val="18"/>
-                  <w:szCs w:val="18"/>
-                </w:rPr>
-                <w:t>1</w:t>
+                <w:t>report1</w:t>
               </w:r>
             </w:hyperlink>
             <w:r>
@@ -5988,25 +5597,7 @@
                 <w:sz w:val="20"/>
                 <w:szCs w:val="20"/>
               </w:rPr>
-              <w:t>automatically generates production-ready</w:t>
-            </w:r>
-            <w:r>
-              <w:rPr>
-                <w:rFonts w:ascii="News Gothic MT" w:eastAsiaTheme="minorHAnsi" w:hAnsi="News Gothic MT" w:cs="Times New Roman"/>
-                <w:b w:val="0"/>
-                <w:sz w:val="20"/>
-                <w:szCs w:val="20"/>
-              </w:rPr>
-              <w:t xml:space="preserve"> </w:t>
-            </w:r>
-            <w:r>
-              <w:rPr>
-                <w:rFonts w:ascii="News Gothic MT" w:eastAsiaTheme="minorHAnsi" w:hAnsi="News Gothic MT" w:cs="Times New Roman"/>
-                <w:b w:val="0"/>
-                <w:sz w:val="20"/>
-                <w:szCs w:val="20"/>
-              </w:rPr>
-              <w:t xml:space="preserve">SDKs from </w:t>
+              <w:t xml:space="preserve">automatically generates production-ready SDKs from </w:t>
             </w:r>
             <w:proofErr w:type="spellStart"/>
             <w:r>
@@ -6207,15 +5798,7 @@
                 <w:sz w:val="20"/>
                 <w:szCs w:val="20"/>
               </w:rPr>
-              <w:t>Software Engineer, Met</w:t>
-            </w:r>
-            <w:r>
-              <w:rPr>
-                <w:rFonts w:ascii="News Gothic MT" w:hAnsi="News Gothic MT" w:cs="Times New Roman"/>
-                <w:sz w:val="20"/>
-                <w:szCs w:val="20"/>
-              </w:rPr>
-              <w:t>a</w:t>
+              <w:t>Software Engineer, Meta</w:t>
             </w:r>
             <w:r>
               <w:rPr>
@@ -6823,18 +6406,7 @@
                 <w:sz w:val="20"/>
                 <w:szCs w:val="20"/>
               </w:rPr>
-              <w:t>Teaching Assistant, CS 133: Database Systems, Pomona College</w:t>
-            </w:r>
-            <w:r>
-              <w:rPr>
-                <w:rFonts w:ascii="News Gothic MT" w:hAnsi="News Gothic MT" w:cs="Times New Roman"/>
-                <w:b/>
-                <w:bCs/>
-                <w:color w:val="000000" w:themeColor="text1"/>
-                <w:sz w:val="20"/>
-                <w:szCs w:val="20"/>
-              </w:rPr>
-              <w:t xml:space="preserve"> </w:t>
+              <w:t xml:space="preserve">Teaching Assistant, CS 133: Database Systems, Pomona College </w:t>
             </w:r>
             <w:r>
               <w:rPr>
@@ -7058,18 +6630,7 @@
                 <w:sz w:val="20"/>
                 <w:szCs w:val="20"/>
               </w:rPr>
-              <w:t>Programming Systems Group, UC San Diego</w:t>
-            </w:r>
-            <w:r>
-              <w:rPr>
-                <w:rFonts w:ascii="News Gothic MT" w:hAnsi="News Gothic MT"/>
-                <w:i/>
-                <w:iCs/>
-                <w:color w:val="000000" w:themeColor="text1"/>
-                <w:sz w:val="20"/>
-                <w:szCs w:val="20"/>
-              </w:rPr>
-              <w:t>.</w:t>
+              <w:t>Programming Systems Group, UC San Diego.</w:t>
             </w:r>
           </w:p>
           <w:p>
@@ -7148,18 +6709,7 @@
                 <w:sz w:val="20"/>
                 <w:szCs w:val="20"/>
               </w:rPr>
-              <w:t>Programming Systems Group, UC San Diego</w:t>
-            </w:r>
-            <w:r>
-              <w:rPr>
-                <w:rFonts w:ascii="News Gothic MT" w:hAnsi="News Gothic MT"/>
-                <w:i/>
-                <w:iCs/>
-                <w:color w:val="000000" w:themeColor="text1"/>
-                <w:sz w:val="20"/>
-                <w:szCs w:val="20"/>
-              </w:rPr>
-              <w:t>.</w:t>
+              <w:t>Programming Systems Group, UC San Diego.</w:t>
             </w:r>
           </w:p>
           <w:p>
@@ -7378,18 +6928,7 @@
                 <w:sz w:val="20"/>
                 <w:szCs w:val="20"/>
               </w:rPr>
-              <w:t xml:space="preserve"> PLS</w:t>
-            </w:r>
-            <w:r>
-              <w:rPr>
-                <w:rFonts w:ascii="News Gothic MT" w:hAnsi="News Gothic MT"/>
-                <w:i/>
-                <w:iCs/>
-                <w:color w:val="000000" w:themeColor="text1"/>
-                <w:sz w:val="20"/>
-                <w:szCs w:val="20"/>
-              </w:rPr>
-              <w:t>).</w:t>
+              <w:t xml:space="preserve"> PLS).</w:t>
             </w:r>
           </w:p>
           <w:p>
@@ -7582,18 +7121,7 @@
                 <w:sz w:val="20"/>
                 <w:szCs w:val="20"/>
               </w:rPr>
-              <w:t>International Conference on Technologies for Music Notation and Representation</w:t>
-            </w:r>
-            <w:r>
-              <w:rPr>
-                <w:rFonts w:ascii="News Gothic MT" w:hAnsi="News Gothic MT" w:cs="Times New Roman"/>
-                <w:i/>
-                <w:iCs/>
-                <w:color w:val="000000" w:themeColor="text1"/>
-                <w:sz w:val="20"/>
-                <w:szCs w:val="20"/>
-              </w:rPr>
-              <w:t>.</w:t>
+              <w:t>International Conference on Technologies for Music Notation and Representation.</w:t>
             </w:r>
           </w:p>
         </w:tc>
@@ -8069,31 +7597,7 @@
                 <w:sz w:val="20"/>
                 <w:szCs w:val="20"/>
               </w:rPr>
-              <w:t>20</w:t>
-            </w:r>
-            <w:r>
-              <w:rPr>
-                <w:rFonts w:ascii="News Gothic MT" w:hAnsi="News Gothic MT" w:cs="Times New Roman"/>
-                <w:b w:val="0"/>
-                <w:bCs/>
-                <w:i/>
-                <w:iCs/>
-                <w:sz w:val="20"/>
-                <w:szCs w:val="20"/>
-              </w:rPr>
-              <w:t>2</w:t>
-            </w:r>
-            <w:r>
-              <w:rPr>
-                <w:rFonts w:ascii="News Gothic MT" w:hAnsi="News Gothic MT" w:cs="Times New Roman"/>
-                <w:b w:val="0"/>
-                <w:bCs/>
-                <w:i/>
-                <w:iCs/>
-                <w:sz w:val="20"/>
-                <w:szCs w:val="20"/>
-              </w:rPr>
-              <w:t>2</w:t>
+              <w:t>2022</w:t>
             </w:r>
           </w:p>
         </w:tc>
@@ -8526,29 +8030,7 @@
                 <w:sz w:val="20"/>
                 <w:szCs w:val="20"/>
               </w:rPr>
-              <w:t>The William F. Russell Priz</w:t>
-            </w:r>
-            <w:r>
-              <w:rPr>
-                <w:rFonts w:ascii="News Gothic MT" w:hAnsi="News Gothic MT" w:cs="Times New Roman"/>
-                <w:b/>
-                <w:bCs/>
-                <w:color w:val="000000" w:themeColor="text1"/>
-                <w:sz w:val="20"/>
-                <w:szCs w:val="20"/>
-              </w:rPr>
-              <w:t>e</w:t>
-            </w:r>
-            <w:r>
-              <w:rPr>
-                <w:rFonts w:ascii="News Gothic MT" w:hAnsi="News Gothic MT" w:cs="Times New Roman"/>
-                <w:b/>
-                <w:bCs/>
-                <w:color w:val="000000" w:themeColor="text1"/>
-                <w:sz w:val="20"/>
-                <w:szCs w:val="20"/>
-              </w:rPr>
-              <w:t xml:space="preserve">   </w:t>
+              <w:t xml:space="preserve">The William F. Russell Prize   </w:t>
             </w:r>
           </w:p>
           <w:p>

--- a/files/CV.docx
+++ b/files/CV.docx
@@ -449,7 +449,7 @@
           <w:sz w:val="20"/>
           <w:szCs w:val="20"/>
         </w:rPr>
-        <w:t xml:space="preserve">My interests lie </w:t>
+        <w:t>My interests lie at the intersection of Programming Languages, Automated Reasoning, and AI. I am interested in developing scalable automated reasoning techniques that support trustworthy, formally verified AI systems</w:t>
       </w:r>
       <w:r>
         <w:rPr>
@@ -458,7 +458,7 @@
           <w:sz w:val="20"/>
           <w:szCs w:val="20"/>
         </w:rPr>
-        <w:t xml:space="preserve">in </w:t>
+        <w:t>, with a particular interest</w:t>
       </w:r>
       <w:r>
         <w:rPr>
@@ -467,115 +467,7 @@
           <w:sz w:val="20"/>
           <w:szCs w:val="20"/>
         </w:rPr>
-        <w:t>the integration of</w:t>
-      </w:r>
-      <w:r>
-        <w:rPr>
-          <w:rFonts w:ascii="News Gothic MT" w:hAnsi="News Gothic MT" w:cs="Times New Roman"/>
-          <w:color w:val="000000" w:themeColor="text1"/>
-          <w:sz w:val="20"/>
-          <w:szCs w:val="20"/>
-        </w:rPr>
-        <w:t xml:space="preserve"> </w:t>
-      </w:r>
-      <w:r>
-        <w:rPr>
-          <w:rFonts w:ascii="News Gothic MT" w:hAnsi="News Gothic MT" w:cs="Times New Roman"/>
-          <w:color w:val="000000" w:themeColor="text1"/>
-          <w:sz w:val="20"/>
-          <w:szCs w:val="20"/>
-        </w:rPr>
-        <w:t>programming languages</w:t>
-      </w:r>
-      <w:r>
-        <w:rPr>
-          <w:rFonts w:ascii="News Gothic MT" w:hAnsi="News Gothic MT" w:cs="Times New Roman"/>
-          <w:color w:val="000000" w:themeColor="text1"/>
-          <w:sz w:val="20"/>
-          <w:szCs w:val="20"/>
-        </w:rPr>
-        <w:t xml:space="preserve">, </w:t>
-      </w:r>
-      <w:r>
-        <w:rPr>
-          <w:rFonts w:ascii="News Gothic MT" w:hAnsi="News Gothic MT" w:cs="Times New Roman"/>
-          <w:color w:val="000000" w:themeColor="text1"/>
-          <w:sz w:val="20"/>
-          <w:szCs w:val="20"/>
-        </w:rPr>
-        <w:t xml:space="preserve">automated </w:t>
-      </w:r>
-      <w:r>
-        <w:rPr>
-          <w:rFonts w:ascii="News Gothic MT" w:hAnsi="News Gothic MT" w:cs="Times New Roman"/>
-          <w:color w:val="000000" w:themeColor="text1"/>
-          <w:sz w:val="20"/>
-          <w:szCs w:val="20"/>
-        </w:rPr>
-        <w:t>reasoning, and AI</w:t>
-      </w:r>
-      <w:r>
-        <w:rPr>
-          <w:rFonts w:ascii="News Gothic MT" w:hAnsi="News Gothic MT" w:cs="Times New Roman"/>
-          <w:color w:val="000000" w:themeColor="text1"/>
-          <w:sz w:val="20"/>
-          <w:szCs w:val="20"/>
-        </w:rPr>
-        <w:t xml:space="preserve">. </w:t>
-      </w:r>
-      <w:r>
-        <w:rPr>
-          <w:rFonts w:ascii="News Gothic MT" w:hAnsi="News Gothic MT" w:cs="Times New Roman"/>
-          <w:color w:val="000000" w:themeColor="text1"/>
-          <w:sz w:val="20"/>
-          <w:szCs w:val="20"/>
-        </w:rPr>
-        <w:t>My goal is to</w:t>
-      </w:r>
-      <w:r>
-        <w:rPr>
-          <w:rFonts w:ascii="News Gothic MT" w:hAnsi="News Gothic MT" w:cs="Times New Roman"/>
-          <w:color w:val="000000" w:themeColor="text1"/>
-          <w:sz w:val="20"/>
-          <w:szCs w:val="20"/>
-        </w:rPr>
-        <w:t xml:space="preserve"> improve the </w:t>
-      </w:r>
-      <w:r>
-        <w:rPr>
-          <w:rFonts w:ascii="News Gothic MT" w:hAnsi="News Gothic MT" w:cs="Times New Roman"/>
-          <w:color w:val="000000" w:themeColor="text1"/>
-          <w:sz w:val="20"/>
-          <w:szCs w:val="20"/>
-        </w:rPr>
-        <w:t>automated reasoning</w:t>
-      </w:r>
-      <w:r>
-        <w:rPr>
-          <w:rFonts w:ascii="News Gothic MT" w:hAnsi="News Gothic MT" w:cs="Times New Roman"/>
-          <w:color w:val="000000" w:themeColor="text1"/>
-          <w:sz w:val="20"/>
-          <w:szCs w:val="20"/>
-        </w:rPr>
-        <w:t xml:space="preserve"> tools that </w:t>
-      </w:r>
-      <w:r>
-        <w:rPr>
-          <w:rFonts w:ascii="News Gothic MT" w:hAnsi="News Gothic MT" w:cs="Times New Roman"/>
-          <w:color w:val="000000" w:themeColor="text1"/>
-          <w:sz w:val="20"/>
-          <w:szCs w:val="20"/>
-        </w:rPr>
-        <w:t>underlie verified</w:t>
-      </w:r>
-      <w:r>
-        <w:rPr>
-          <w:rFonts w:ascii="News Gothic MT" w:hAnsi="News Gothic MT" w:cs="Times New Roman"/>
-          <w:color w:val="000000" w:themeColor="text1"/>
-          <w:sz w:val="20"/>
-          <w:szCs w:val="20"/>
-        </w:rPr>
-        <w:t xml:space="preserve"> AI systems. I am particularly interested in improving the performance of SAT and SMT solvers.</w:t>
+        <w:t xml:space="preserve"> in SAT and SMT solvers.</w:t>
       </w:r>
     </w:p>
     <w:p>
@@ -1480,7 +1372,7 @@
                 <w:sz w:val="20"/>
                 <w:szCs w:val="20"/>
               </w:rPr>
-              <w:t>Parallelizing SMT Solvers via Dynamic Partitioning, Core-Guided Search-Space Pruning, and Online Backbone Detection.” Under review, 2026.</w:t>
+              <w:t>Parallelizing SMT Solvers via Dynamic Partitioning, Core-Guided Pruning, and Backbone Detection.” Under review, 2026.</w:t>
             </w:r>
           </w:p>
           <w:p>
@@ -1526,7 +1418,27 @@
                 <w:sz w:val="18"/>
                 <w:szCs w:val="18"/>
               </w:rPr>
-              <w:t xml:space="preserve"> Z3. We developed an online VSIDS-based cube-and-conquer approach that uses UNSAT cores and backbone literals for dynamic search-space pruning.</w:t>
+              <w:t xml:space="preserve"> Z3. We developed an online VSIDS-based cube-and-conquer approach that uses </w:t>
+            </w:r>
+            <w:r>
+              <w:rPr>
+                <w:rFonts w:ascii="News Gothic MT" w:hAnsi="News Gothic MT" w:cs="Times New Roman"/>
+                <w:bCs/>
+                <w:color w:val="000000" w:themeColor="text1"/>
+                <w:sz w:val="18"/>
+                <w:szCs w:val="18"/>
+              </w:rPr>
+              <w:t xml:space="preserve">solver threads’ </w:t>
+            </w:r>
+            <w:r>
+              <w:rPr>
+                <w:rFonts w:ascii="News Gothic MT" w:hAnsi="News Gothic MT" w:cs="Times New Roman"/>
+                <w:bCs/>
+                <w:color w:val="000000" w:themeColor="text1"/>
+                <w:sz w:val="18"/>
+                <w:szCs w:val="18"/>
+              </w:rPr>
+              <w:t>UNSAT cores and backbone literals for dynamic search-space pruning.</w:t>
             </w:r>
           </w:p>
           <w:p>
@@ -1770,27 +1682,7 @@
                 <w:sz w:val="20"/>
                 <w:szCs w:val="20"/>
               </w:rPr>
-              <w:t xml:space="preserve"> Wang, </w:t>
-            </w:r>
-            <w:proofErr w:type="gramStart"/>
-            <w:r>
-              <w:rPr>
-                <w:rFonts w:ascii="News Gothic MT" w:hAnsi="News Gothic MT" w:cs="Times New Roman"/>
-                <w:color w:val="000000" w:themeColor="text1"/>
-                <w:sz w:val="20"/>
-                <w:szCs w:val="20"/>
-              </w:rPr>
-              <w:t>Hao-Wen Dong</w:t>
-            </w:r>
-            <w:proofErr w:type="gramEnd"/>
-            <w:r>
-              <w:rPr>
-                <w:rFonts w:ascii="News Gothic MT" w:hAnsi="News Gothic MT" w:cs="Times New Roman"/>
-                <w:color w:val="000000" w:themeColor="text1"/>
-                <w:sz w:val="20"/>
-                <w:szCs w:val="20"/>
-              </w:rPr>
-              <w:t xml:space="preserve">, Taylor Berg-Kirkpatrick, Shlomo Dubnov, Sorin Lerner. “Synthesizing Composite Hierarchical Structure from Symbolic Music Corpora.” In </w:t>
+              <w:t xml:space="preserve"> Wang, Hao-Wen Dong, Taylor Berg-Kirkpatrick, Shlomo Dubnov, Sorin Lerner. “Synthesizing Composite Hierarchical Structure from Symbolic Music Corpora.” In </w:t>
             </w:r>
             <w:r>
               <w:rPr>
@@ -2542,7 +2434,7 @@
       </w:tr>
       <w:tr>
         <w:trPr>
-          <w:trHeight w:val="765"/>
+          <w:trHeight w:val="89"/>
         </w:trPr>
         <w:tc>
           <w:tcPr>
@@ -2751,28 +2643,6 @@
           <w:color w:val="548DD4" w:themeColor="text2" w:themeTint="99"/>
         </w:rPr>
       </w:pPr>
-    </w:p>
-    <w:p>
-      <w:pPr>
-        <w:rPr>
-          <w:rFonts w:ascii="News Gothic MT" w:hAnsi="News Gothic MT" w:cs="Times New Roman"/>
-          <w:b/>
-          <w:bCs/>
-          <w:noProof/>
-          <w:color w:val="548DD4" w:themeColor="text2" w:themeTint="99"/>
-        </w:rPr>
-      </w:pPr>
-    </w:p>
-    <w:p>
-      <w:pPr>
-        <w:rPr>
-          <w:rFonts w:ascii="News Gothic MT" w:hAnsi="News Gothic MT" w:cs="Times New Roman"/>
-          <w:b/>
-          <w:bCs/>
-          <w:noProof/>
-          <w:color w:val="548DD4" w:themeColor="text2" w:themeTint="99"/>
-        </w:rPr>
-      </w:pPr>
       <w:r>
         <w:rPr>
           <w:rFonts w:ascii="News Gothic MT" w:hAnsi="News Gothic MT" w:cs="Times New Roman"/>
@@ -2781,7 +2651,6 @@
           <w:noProof/>
           <w:color w:val="548DD4" w:themeColor="text2" w:themeTint="99"/>
         </w:rPr>
-        <w:lastRenderedPageBreak/>
         <mc:AlternateContent>
           <mc:Choice Requires="wps">
             <w:drawing>
@@ -2971,6 +2840,7 @@
                 <w:sz w:val="18"/>
                 <w:szCs w:val="18"/>
               </w:rPr>
+              <w:lastRenderedPageBreak/>
               <w:t xml:space="preserve">Created </w:t>
             </w:r>
             <w:r>
@@ -3056,6 +2926,7 @@
                 <w:sz w:val="18"/>
                 <w:szCs w:val="18"/>
               </w:rPr>
+              <w:lastRenderedPageBreak/>
               <w:t>[</w:t>
             </w:r>
             <w:hyperlink r:id="rId26" w:history="1">
@@ -3149,6 +3020,7 @@
                 <w:sz w:val="18"/>
                 <w:szCs w:val="18"/>
               </w:rPr>
+              <w:lastRenderedPageBreak/>
               <w:t>[</w:t>
             </w:r>
             <w:hyperlink r:id="rId28" w:history="1">
@@ -3228,6 +3100,7 @@
                 <w:sz w:val="20"/>
                 <w:szCs w:val="20"/>
               </w:rPr>
+              <w:lastRenderedPageBreak/>
               <w:t>Ilana Shapiro</w:t>
             </w:r>
             <w:r>
@@ -3577,31 +3450,7 @@
                 <w:sz w:val="18"/>
                 <w:szCs w:val="18"/>
               </w:rPr>
-              <w:t xml:space="preserve">* </w:t>
-            </w:r>
-            <w:proofErr w:type="gramStart"/>
-            <w:r>
-              <w:rPr>
-                <w:rFonts w:ascii="News Gothic MT" w:hAnsi="News Gothic MT" w:cs="Times New Roman"/>
-                <w:i/>
-                <w:iCs/>
-                <w:color w:val="000000" w:themeColor="text1"/>
-                <w:sz w:val="18"/>
-                <w:szCs w:val="18"/>
-              </w:rPr>
-              <w:t>equal</w:t>
-            </w:r>
-            <w:proofErr w:type="gramEnd"/>
-            <w:r>
-              <w:rPr>
-                <w:rFonts w:ascii="News Gothic MT" w:hAnsi="News Gothic MT" w:cs="Times New Roman"/>
-                <w:i/>
-                <w:iCs/>
-                <w:color w:val="000000" w:themeColor="text1"/>
-                <w:sz w:val="18"/>
-                <w:szCs w:val="18"/>
-              </w:rPr>
-              <w:t xml:space="preserve"> contribution</w:t>
+              <w:t>* equal contribution</w:t>
             </w:r>
           </w:p>
           <w:p>
@@ -3668,69 +3517,86 @@
             <w:r>
               <w:rPr>
                 <w:rFonts w:ascii="News Gothic MT" w:hAnsi="News Gothic MT" w:cs="Times New Roman"/>
-                <w:color w:val="000000" w:themeColor="text1"/>
-                <w:sz w:val="20"/>
-                <w:szCs w:val="20"/>
-              </w:rPr>
-              <w:t>Jarad Forristal*</w:t>
-            </w:r>
-            <w:r>
-              <w:rPr>
-                <w:rFonts w:ascii="News Gothic MT" w:hAnsi="News Gothic MT" w:cs="Times New Roman"/>
                 <w:b/>
                 <w:bCs/>
                 <w:color w:val="000000" w:themeColor="text1"/>
                 <w:sz w:val="20"/>
                 <w:szCs w:val="20"/>
               </w:rPr>
-              <w:t xml:space="preserve"> </w:t>
-            </w:r>
-            <w:r>
-              <w:rPr>
-                <w:rFonts w:ascii="News Gothic MT" w:hAnsi="News Gothic MT" w:cs="Times New Roman"/>
-                <w:color w:val="000000" w:themeColor="text1"/>
-                <w:sz w:val="20"/>
-                <w:szCs w:val="20"/>
-              </w:rPr>
-              <w:t>and</w:t>
-            </w:r>
-            <w:r>
-              <w:rPr>
-                <w:rFonts w:ascii="News Gothic MT" w:hAnsi="News Gothic MT" w:cs="Times New Roman"/>
-                <w:b/>
+              <w:t>Ilana Shapiro</w:t>
+            </w:r>
+            <w:r>
+              <w:rPr>
+                <w:rFonts w:ascii="News Gothic MT" w:hAnsi="News Gothic MT" w:cs="Times New Roman"/>
+                <w:color w:val="000000" w:themeColor="text1"/>
+                <w:sz w:val="20"/>
+                <w:szCs w:val="20"/>
+              </w:rPr>
+              <w:t xml:space="preserve">, Sorin Lerner, and Nikolaj </w:t>
+            </w:r>
+            <w:r>
+              <w:rPr>
+                <w:rFonts w:ascii="News Gothic MT" w:hAnsi="News Gothic MT" w:cs="Times New Roman"/>
                 <w:bCs/>
                 <w:color w:val="000000" w:themeColor="text1"/>
                 <w:sz w:val="20"/>
                 <w:szCs w:val="20"/>
               </w:rPr>
-              <w:t xml:space="preserve"> Ilana Shapiro*</w:t>
-            </w:r>
-            <w:r>
-              <w:rPr>
-                <w:rFonts w:ascii="News Gothic MT" w:hAnsi="News Gothic MT" w:cs="Times New Roman"/>
-                <w:color w:val="000000" w:themeColor="text1"/>
-                <w:sz w:val="20"/>
-                <w:szCs w:val="20"/>
-              </w:rPr>
-              <w:t xml:space="preserve">. “Enabling Natural Language </w:t>
-            </w:r>
-            <w:r>
-              <w:rPr>
-                <w:rFonts w:ascii="News Gothic MT" w:hAnsi="News Gothic MT" w:cs="Times New Roman"/>
-                <w:color w:val="000000" w:themeColor="text1"/>
-                <w:sz w:val="20"/>
-                <w:szCs w:val="20"/>
-              </w:rPr>
-              <w:t xml:space="preserve">Voice-to-Code </w:t>
-            </w:r>
-            <w:r>
-              <w:rPr>
-                <w:rFonts w:ascii="News Gothic MT" w:hAnsi="News Gothic MT" w:cs="Times New Roman"/>
-                <w:color w:val="000000" w:themeColor="text1"/>
-                <w:sz w:val="20"/>
-                <w:szCs w:val="20"/>
-              </w:rPr>
-              <w:t>Dictation in Talon Voice with LLMs.” Unpublished manuscript, 2026.</w:t>
+              <w:t>Bjørner</w:t>
+            </w:r>
+            <w:r>
+              <w:rPr>
+                <w:rFonts w:ascii="News Gothic MT" w:hAnsi="News Gothic MT" w:cs="Times New Roman"/>
+                <w:color w:val="000000" w:themeColor="text1"/>
+                <w:sz w:val="20"/>
+                <w:szCs w:val="20"/>
+              </w:rPr>
+              <w:t>.</w:t>
+            </w:r>
+            <w:r>
+              <w:rPr>
+                <w:rFonts w:ascii="News Gothic MT" w:hAnsi="News Gothic MT" w:cs="Times New Roman"/>
+                <w:color w:val="000000" w:themeColor="text1"/>
+                <w:sz w:val="20"/>
+                <w:szCs w:val="20"/>
+              </w:rPr>
+              <w:t xml:space="preserve"> “</w:t>
+            </w:r>
+            <w:r>
+              <w:rPr>
+                <w:rFonts w:ascii="News Gothic MT" w:hAnsi="News Gothic MT" w:cs="Times New Roman"/>
+                <w:color w:val="000000" w:themeColor="text1"/>
+                <w:sz w:val="20"/>
+                <w:szCs w:val="20"/>
+              </w:rPr>
+              <w:t>Z3-Parallel at the SMT Competition 2026</w:t>
+            </w:r>
+            <w:r>
+              <w:rPr>
+                <w:rFonts w:ascii="News Gothic MT" w:hAnsi="News Gothic MT" w:cs="Times New Roman"/>
+                <w:color w:val="000000" w:themeColor="text1"/>
+                <w:sz w:val="20"/>
+                <w:szCs w:val="20"/>
+              </w:rPr>
+              <w:t xml:space="preserve">.” </w:t>
+            </w:r>
+            <w:r>
+              <w:rPr>
+                <w:rFonts w:ascii="News Gothic MT" w:hAnsi="News Gothic MT" w:cs="Times New Roman"/>
+                <w:color w:val="000000" w:themeColor="text1"/>
+                <w:sz w:val="20"/>
+                <w:szCs w:val="20"/>
+              </w:rPr>
+              <w:t>Technical report</w:t>
+            </w:r>
+            <w:r>
+              <w:rPr>
+                <w:rFonts w:ascii="News Gothic MT" w:hAnsi="News Gothic MT" w:cs="Times New Roman"/>
+                <w:color w:val="000000" w:themeColor="text1"/>
+                <w:sz w:val="20"/>
+                <w:szCs w:val="20"/>
+              </w:rPr>
+              <w:t>, 2026.</w:t>
             </w:r>
           </w:p>
           <w:p>
@@ -3744,45 +3610,36 @@
               <w:rPr>
                 <w:rFonts w:ascii="News Gothic MT" w:hAnsi="News Gothic MT" w:cs="Times New Roman"/>
                 <w:color w:val="000000" w:themeColor="text1"/>
+                <w:sz w:val="20"/>
+                <w:szCs w:val="20"/>
+              </w:rPr>
+            </w:pPr>
+            <w:r>
+              <w:rPr>
+                <w:rFonts w:ascii="News Gothic MT" w:hAnsi="News Gothic MT" w:cs="Times New Roman"/>
+                <w:color w:val="000000" w:themeColor="text1"/>
                 <w:sz w:val="18"/>
                 <w:szCs w:val="18"/>
               </w:rPr>
-            </w:pPr>
-            <w:r>
-              <w:rPr>
-                <w:rFonts w:ascii="News Gothic MT" w:hAnsi="News Gothic MT"/>
+              <w:t xml:space="preserve">We submitted our new Z3 parallel framework to the Parallel Track of the </w:t>
+            </w:r>
+            <w:r>
+              <w:rPr>
+                <w:rFonts w:ascii="News Gothic MT" w:hAnsi="News Gothic MT" w:cs="Times New Roman"/>
                 <w:color w:val="000000" w:themeColor="text1"/>
                 <w:sz w:val="18"/>
                 <w:szCs w:val="18"/>
               </w:rPr>
-              <w:t>Enabled natural language dictation for</w:t>
-            </w:r>
-            <w:r>
-              <w:rPr>
-                <w:rFonts w:ascii="News Gothic MT" w:hAnsi="News Gothic MT"/>
+              <w:t>International Satisfiability Modulo Theories (SMT) Competition</w:t>
+            </w:r>
+            <w:r>
+              <w:rPr>
+                <w:rFonts w:ascii="News Gothic MT" w:hAnsi="News Gothic MT" w:cs="Times New Roman"/>
                 <w:color w:val="000000" w:themeColor="text1"/>
                 <w:sz w:val="18"/>
                 <w:szCs w:val="18"/>
               </w:rPr>
-              <w:t xml:space="preserve"> Talon Voice, a voice-to-code technology for physically disabled programmers, via </w:t>
-            </w:r>
-            <w:r>
-              <w:rPr>
-                <w:rFonts w:ascii="News Gothic MT" w:hAnsi="News Gothic MT"/>
-                <w:color w:val="000000" w:themeColor="text1"/>
-                <w:sz w:val="18"/>
-                <w:szCs w:val="18"/>
-              </w:rPr>
-              <w:t xml:space="preserve">an </w:t>
-            </w:r>
-            <w:r>
-              <w:rPr>
-                <w:rFonts w:ascii="News Gothic MT" w:hAnsi="News Gothic MT"/>
-                <w:color w:val="000000" w:themeColor="text1"/>
-                <w:sz w:val="18"/>
-                <w:szCs w:val="18"/>
-              </w:rPr>
-              <w:t>LLM-based interpreter.</w:t>
+              <w:t xml:space="preserve"> 2026.</w:t>
             </w:r>
           </w:p>
           <w:p>
@@ -3813,6 +3670,215 @@
               <w:jc w:val="right"/>
               <w:rPr>
                 <w:rFonts w:ascii="News Gothic MT" w:hAnsi="News Gothic MT" w:cs="Times New Roman"/>
+                <w:color w:val="000000" w:themeColor="text1"/>
+                <w:sz w:val="18"/>
+                <w:szCs w:val="18"/>
+              </w:rPr>
+            </w:pPr>
+            <w:r>
+              <w:rPr>
+                <w:rFonts w:ascii="News Gothic MT" w:hAnsi="News Gothic MT" w:cs="Times New Roman"/>
+                <w:color w:val="000000" w:themeColor="text1"/>
+                <w:sz w:val="18"/>
+                <w:szCs w:val="18"/>
+              </w:rPr>
+              <w:t>[</w:t>
+            </w:r>
+            <w:hyperlink r:id="rId31" w:history="1">
+              <w:r>
+                <w:rPr>
+                  <w:rStyle w:val="Hyperlink"/>
+                  <w:rFonts w:ascii="News Gothic MT" w:hAnsi="News Gothic MT" w:cs="Times New Roman"/>
+                  <w:sz w:val="18"/>
+                  <w:szCs w:val="18"/>
+                </w:rPr>
+                <w:t>report6</w:t>
+              </w:r>
+            </w:hyperlink>
+            <w:r>
+              <w:rPr>
+                <w:rFonts w:ascii="News Gothic MT" w:hAnsi="News Gothic MT" w:cs="Times New Roman"/>
+                <w:color w:val="000000" w:themeColor="text1"/>
+                <w:sz w:val="18"/>
+                <w:szCs w:val="18"/>
+              </w:rPr>
+              <w:t>]</w:t>
+            </w:r>
+          </w:p>
+        </w:tc>
+      </w:tr>
+      <w:tr>
+        <w:trPr>
+          <w:trHeight w:val="819"/>
+        </w:trPr>
+        <w:tc>
+          <w:tcPr>
+            <w:tcW w:w="8394" w:type="dxa"/>
+            <w:tcBorders>
+              <w:top w:val="nil"/>
+              <w:left w:val="nil"/>
+              <w:bottom w:val="nil"/>
+              <w:right w:val="nil"/>
+            </w:tcBorders>
+          </w:tcPr>
+          <w:p>
+            <w:pPr>
+              <w:pStyle w:val="NoSpacing"/>
+              <w:rPr>
+                <w:rFonts w:ascii="News Gothic MT" w:hAnsi="News Gothic MT" w:cs="Times New Roman"/>
+                <w:color w:val="000000" w:themeColor="text1"/>
+                <w:sz w:val="20"/>
+                <w:szCs w:val="20"/>
+              </w:rPr>
+            </w:pPr>
+            <w:r>
+              <w:rPr>
+                <w:rFonts w:ascii="News Gothic MT" w:hAnsi="News Gothic MT" w:cs="Times New Roman"/>
+                <w:color w:val="000000" w:themeColor="text1"/>
+                <w:sz w:val="20"/>
+                <w:szCs w:val="20"/>
+              </w:rPr>
+              <w:t>Jarad Forristal*</w:t>
+            </w:r>
+            <w:r>
+              <w:rPr>
+                <w:rFonts w:ascii="News Gothic MT" w:hAnsi="News Gothic MT" w:cs="Times New Roman"/>
+                <w:b/>
+                <w:bCs/>
+                <w:color w:val="000000" w:themeColor="text1"/>
+                <w:sz w:val="20"/>
+                <w:szCs w:val="20"/>
+              </w:rPr>
+              <w:t xml:space="preserve"> </w:t>
+            </w:r>
+            <w:r>
+              <w:rPr>
+                <w:rFonts w:ascii="News Gothic MT" w:hAnsi="News Gothic MT" w:cs="Times New Roman"/>
+                <w:color w:val="000000" w:themeColor="text1"/>
+                <w:sz w:val="20"/>
+                <w:szCs w:val="20"/>
+              </w:rPr>
+              <w:t>and</w:t>
+            </w:r>
+            <w:r>
+              <w:rPr>
+                <w:rFonts w:ascii="News Gothic MT" w:hAnsi="News Gothic MT" w:cs="Times New Roman"/>
+                <w:b/>
+                <w:bCs/>
+                <w:color w:val="000000" w:themeColor="text1"/>
+                <w:sz w:val="20"/>
+                <w:szCs w:val="20"/>
+              </w:rPr>
+              <w:t xml:space="preserve"> Ilana Shapiro*</w:t>
+            </w:r>
+            <w:r>
+              <w:rPr>
+                <w:rFonts w:ascii="News Gothic MT" w:hAnsi="News Gothic MT" w:cs="Times New Roman"/>
+                <w:color w:val="000000" w:themeColor="text1"/>
+                <w:sz w:val="20"/>
+                <w:szCs w:val="20"/>
+              </w:rPr>
+              <w:t xml:space="preserve">. “Enabling Natural Language </w:t>
+            </w:r>
+            <w:r>
+              <w:rPr>
+                <w:rFonts w:ascii="News Gothic MT" w:hAnsi="News Gothic MT" w:cs="Times New Roman"/>
+                <w:color w:val="000000" w:themeColor="text1"/>
+                <w:sz w:val="20"/>
+                <w:szCs w:val="20"/>
+              </w:rPr>
+              <w:t xml:space="preserve">Voice-to-Code </w:t>
+            </w:r>
+            <w:r>
+              <w:rPr>
+                <w:rFonts w:ascii="News Gothic MT" w:hAnsi="News Gothic MT" w:cs="Times New Roman"/>
+                <w:color w:val="000000" w:themeColor="text1"/>
+                <w:sz w:val="20"/>
+                <w:szCs w:val="20"/>
+              </w:rPr>
+              <w:t>Dictation in Talon Voice with LLMs.” Unpublished manuscript, 2026.</w:t>
+            </w:r>
+          </w:p>
+          <w:p>
+            <w:pPr>
+              <w:pStyle w:val="NoSpacing"/>
+              <w:numPr>
+                <w:ilvl w:val="0"/>
+                <w:numId w:val="24"/>
+              </w:numPr>
+              <w:ind w:left="450" w:hanging="180"/>
+              <w:rPr>
+                <w:rFonts w:ascii="News Gothic MT" w:hAnsi="News Gothic MT" w:cs="Times New Roman"/>
+                <w:color w:val="000000" w:themeColor="text1"/>
+                <w:sz w:val="18"/>
+                <w:szCs w:val="18"/>
+              </w:rPr>
+            </w:pPr>
+            <w:r>
+              <w:rPr>
+                <w:rFonts w:ascii="News Gothic MT" w:hAnsi="News Gothic MT"/>
+                <w:color w:val="000000" w:themeColor="text1"/>
+                <w:sz w:val="18"/>
+                <w:szCs w:val="18"/>
+              </w:rPr>
+              <w:t>Enabled natural language dictation for</w:t>
+            </w:r>
+            <w:r>
+              <w:rPr>
+                <w:rFonts w:ascii="News Gothic MT" w:hAnsi="News Gothic MT"/>
+                <w:color w:val="000000" w:themeColor="text1"/>
+                <w:sz w:val="18"/>
+                <w:szCs w:val="18"/>
+              </w:rPr>
+              <w:t xml:space="preserve"> Talon Voice, a voice-to-code technology for physically disabled programmers, via </w:t>
+            </w:r>
+            <w:r>
+              <w:rPr>
+                <w:rFonts w:ascii="News Gothic MT" w:hAnsi="News Gothic MT"/>
+                <w:color w:val="000000" w:themeColor="text1"/>
+                <w:sz w:val="18"/>
+                <w:szCs w:val="18"/>
+              </w:rPr>
+              <w:t xml:space="preserve">an </w:t>
+            </w:r>
+            <w:r>
+              <w:rPr>
+                <w:rFonts w:ascii="News Gothic MT" w:hAnsi="News Gothic MT"/>
+                <w:color w:val="000000" w:themeColor="text1"/>
+                <w:sz w:val="18"/>
+                <w:szCs w:val="18"/>
+              </w:rPr>
+              <w:t>LLM-based interpreter.</w:t>
+            </w:r>
+          </w:p>
+          <w:p>
+            <w:pPr>
+              <w:pStyle w:val="NoSpacing"/>
+              <w:rPr>
+                <w:rFonts w:ascii="News Gothic MT" w:hAnsi="News Gothic MT" w:cs="Times New Roman"/>
+                <w:color w:val="000000" w:themeColor="text1"/>
+                <w:sz w:val="10"/>
+                <w:szCs w:val="10"/>
+              </w:rPr>
+            </w:pPr>
+          </w:p>
+        </w:tc>
+        <w:tc>
+          <w:tcPr>
+            <w:tcW w:w="937" w:type="dxa"/>
+            <w:tcBorders>
+              <w:top w:val="nil"/>
+              <w:left w:val="nil"/>
+              <w:bottom w:val="nil"/>
+              <w:right w:val="nil"/>
+            </w:tcBorders>
+          </w:tcPr>
+          <w:p>
+            <w:pPr>
+              <w:pStyle w:val="NoSpacing"/>
+              <w:jc w:val="right"/>
+              <w:rPr>
+                <w:rFonts w:ascii="News Gothic MT" w:hAnsi="News Gothic MT" w:cs="Times New Roman"/>
                 <w:b/>
                 <w:bCs/>
                 <w:sz w:val="18"/>
@@ -3828,7 +3894,7 @@
               </w:rPr>
               <w:t>[</w:t>
             </w:r>
-            <w:hyperlink r:id="rId31" w:history="1">
+            <w:hyperlink r:id="rId32" w:history="1">
               <w:r>
                 <w:rPr>
                   <w:rStyle w:val="Hyperlink"/>
@@ -3869,7 +3935,7 @@
               </w:rPr>
               <w:t>[</w:t>
             </w:r>
-            <w:hyperlink r:id="rId32" w:history="1">
+            <w:hyperlink r:id="rId33" w:history="1">
               <w:r>
                 <w:rPr>
                   <w:rStyle w:val="Hyperlink"/>
@@ -4067,7 +4133,7 @@
               </w:rPr>
               <w:t>[</w:t>
             </w:r>
-            <w:hyperlink r:id="rId33" w:history="1">
+            <w:hyperlink r:id="rId34" w:history="1">
               <w:r>
                 <w:rPr>
                   <w:rStyle w:val="Hyperlink"/>
@@ -4200,7 +4266,7 @@
                 <w:sz w:val="18"/>
                 <w:szCs w:val="18"/>
               </w:rPr>
-              <w:t>Adapted the constrained decoding algorithm Grid Beam Search (GBS) to impose lexical constraints on GPT2, and fine-tuned GPT2 on a corpus of Chekhov’s stories. GBS + fine-tuned GPT2 subjectively outperformed GBS + GPT2 alone.</w:t>
+              <w:t>Adapted the constrained decoding algorithm Grid Beam Search (GBS) to impose lexical constraints on GPT2, and fine-tuned GPT2 on a corpus of Chekhov’s stories.</w:t>
             </w:r>
           </w:p>
           <w:p>
@@ -4244,7 +4310,7 @@
               </w:rPr>
               <w:t>[</w:t>
             </w:r>
-            <w:hyperlink r:id="rId34" w:history="1">
+            <w:hyperlink r:id="rId35" w:history="1">
               <w:r>
                 <w:rPr>
                   <w:rStyle w:val="Hyperlink"/>
@@ -4284,7 +4350,7 @@
               </w:rPr>
               <w:t>[</w:t>
             </w:r>
-            <w:hyperlink r:id="rId35" w:history="1">
+            <w:hyperlink r:id="rId36" w:history="1">
               <w:r>
                 <w:rPr>
                   <w:rStyle w:val="Hyperlink"/>
@@ -4326,7 +4392,7 @@
               </w:rPr>
               <w:t>[</w:t>
             </w:r>
-            <w:hyperlink r:id="rId36" w:history="1">
+            <w:hyperlink r:id="rId37" w:history="1">
               <w:r>
                 <w:rPr>
                   <w:rStyle w:val="Hyperlink"/>
@@ -4426,8 +4492,6 @@
               <w:pStyle w:val="NoSpacing"/>
               <w:rPr>
                 <w:rFonts w:ascii="News Gothic MT" w:hAnsi="News Gothic MT" w:cs="Times New Roman"/>
-                <w:i/>
-                <w:iCs/>
                 <w:color w:val="000000" w:themeColor="text1"/>
                 <w:sz w:val="10"/>
                 <w:szCs w:val="10"/>
@@ -4464,7 +4528,7 @@
               </w:rPr>
               <w:t>[</w:t>
             </w:r>
-            <w:hyperlink r:id="rId37" w:history="1">
+            <w:hyperlink r:id="rId38" w:history="1">
               <w:r>
                 <w:rPr>
                   <w:rStyle w:val="Hyperlink"/>
@@ -4504,7 +4568,7 @@
               </w:rPr>
               <w:t>[</w:t>
             </w:r>
-            <w:hyperlink r:id="rId38" w:history="1">
+            <w:hyperlink r:id="rId39" w:history="1">
               <w:r>
                 <w:rPr>
                   <w:rStyle w:val="Hyperlink"/>
@@ -4559,47 +4623,7 @@
                 <w:sz w:val="20"/>
                 <w:szCs w:val="20"/>
               </w:rPr>
-              <w:t xml:space="preserve">Cole </w:t>
-            </w:r>
-            <w:proofErr w:type="gramStart"/>
-            <w:r>
-              <w:rPr>
-                <w:rFonts w:ascii="News Gothic MT" w:hAnsi="News Gothic MT" w:cs="Times New Roman"/>
-                <w:color w:val="000000" w:themeColor="text1"/>
-                <w:sz w:val="20"/>
-                <w:szCs w:val="20"/>
-              </w:rPr>
-              <w:t>Kurashige,*</w:t>
-            </w:r>
-            <w:proofErr w:type="gramEnd"/>
-            <w:r>
-              <w:rPr>
-                <w:rFonts w:ascii="News Gothic MT" w:hAnsi="News Gothic MT" w:cs="Times New Roman"/>
-                <w:color w:val="000000" w:themeColor="text1"/>
-                <w:sz w:val="20"/>
-                <w:szCs w:val="20"/>
-              </w:rPr>
-              <w:t xml:space="preserve"> Savitha </w:t>
-            </w:r>
-            <w:proofErr w:type="gramStart"/>
-            <w:r>
-              <w:rPr>
-                <w:rFonts w:ascii="News Gothic MT" w:hAnsi="News Gothic MT" w:cs="Times New Roman"/>
-                <w:color w:val="000000" w:themeColor="text1"/>
-                <w:sz w:val="20"/>
-                <w:szCs w:val="20"/>
-              </w:rPr>
-              <w:t>Ravi,*</w:t>
-            </w:r>
-            <w:proofErr w:type="gramEnd"/>
-            <w:r>
-              <w:rPr>
-                <w:rFonts w:ascii="News Gothic MT" w:hAnsi="News Gothic MT" w:cs="Times New Roman"/>
-                <w:color w:val="000000" w:themeColor="text1"/>
-                <w:sz w:val="20"/>
-                <w:szCs w:val="20"/>
-              </w:rPr>
-              <w:t xml:space="preserve"> and </w:t>
+              <w:t xml:space="preserve">Cole Kurashige,* Savitha Ravi,* and </w:t>
             </w:r>
             <w:r>
               <w:rPr>
@@ -4610,9 +4634,17 @@
                 <w:sz w:val="20"/>
                 <w:szCs w:val="20"/>
               </w:rPr>
-              <w:t xml:space="preserve">Ilana </w:t>
-            </w:r>
-            <w:proofErr w:type="gramStart"/>
+              <w:t>Ilana Shapiro</w:t>
+            </w:r>
+            <w:r>
+              <w:rPr>
+                <w:rFonts w:ascii="News Gothic MT" w:hAnsi="News Gothic MT" w:cs="Times New Roman"/>
+                <w:color w:val="000000" w:themeColor="text1"/>
+                <w:sz w:val="20"/>
+                <w:szCs w:val="20"/>
+              </w:rPr>
+              <w:t>.</w:t>
+            </w:r>
             <w:r>
               <w:rPr>
                 <w:rFonts w:ascii="News Gothic MT" w:hAnsi="News Gothic MT" w:cs="Times New Roman"/>
@@ -4622,29 +4654,8 @@
                 <w:sz w:val="20"/>
                 <w:szCs w:val="20"/>
               </w:rPr>
-              <w:t>Shapiro</w:t>
-            </w:r>
-            <w:r>
-              <w:rPr>
-                <w:rFonts w:ascii="News Gothic MT" w:hAnsi="News Gothic MT" w:cs="Times New Roman"/>
-                <w:color w:val="000000" w:themeColor="text1"/>
-                <w:sz w:val="20"/>
-                <w:szCs w:val="20"/>
-              </w:rPr>
-              <w:t>.</w:t>
-            </w:r>
-            <w:r>
-              <w:rPr>
-                <w:rFonts w:ascii="News Gothic MT" w:hAnsi="News Gothic MT" w:cs="Times New Roman"/>
-                <w:b/>
-                <w:bCs/>
-                <w:color w:val="000000" w:themeColor="text1"/>
-                <w:sz w:val="20"/>
-                <w:szCs w:val="20"/>
-              </w:rPr>
               <w:t>*</w:t>
             </w:r>
-            <w:proofErr w:type="gramEnd"/>
             <w:r>
               <w:rPr>
                 <w:rFonts w:ascii="News Gothic MT" w:hAnsi="News Gothic MT" w:cs="Times New Roman"/>
@@ -4771,7 +4782,7 @@
               </w:rPr>
               <w:t>[</w:t>
             </w:r>
-            <w:hyperlink r:id="rId39" w:history="1">
+            <w:hyperlink r:id="rId40" w:history="1">
               <w:r>
                 <w:rPr>
                   <w:rStyle w:val="Hyperlink"/>
@@ -4800,7 +4811,7 @@
               </w:rPr>
               <w:t xml:space="preserve"> [</w:t>
             </w:r>
-            <w:hyperlink r:id="rId40" w:history="1">
+            <w:hyperlink r:id="rId41" w:history="1">
               <w:r>
                 <w:rPr>
                   <w:rStyle w:val="Hyperlink"/>
@@ -4841,7 +4852,7 @@
               </w:rPr>
               <w:t>[</w:t>
             </w:r>
-            <w:hyperlink r:id="rId41" w:history="1">
+            <w:hyperlink r:id="rId42" w:history="1">
               <w:r>
                 <w:rPr>
                   <w:rStyle w:val="Hyperlink"/>
@@ -5035,7 +5046,7 @@
               </w:rPr>
               <w:t>[</w:t>
             </w:r>
-            <w:hyperlink r:id="rId42" w:history="1">
+            <w:hyperlink r:id="rId43" w:history="1">
               <w:r>
                 <w:rPr>
                   <w:rStyle w:val="Hyperlink"/>
@@ -5087,7 +5098,7 @@
               </w:rPr>
               <w:t>[</w:t>
             </w:r>
-            <w:hyperlink r:id="rId43" w:history="1">
+            <w:hyperlink r:id="rId44" w:history="1">
               <w:r>
                 <w:rPr>
                   <w:rStyle w:val="Hyperlink"/>
@@ -5626,7 +5637,17 @@
                 <w:sz w:val="20"/>
                 <w:szCs w:val="20"/>
               </w:rPr>
-              <w:t xml:space="preserve">. I made open-source contributions to codebases including Stoplight Prism, node-tree-sitter, Microsoft </w:t>
+              <w:t xml:space="preserve">. I made open-source contributions to codebases including </w:t>
+            </w:r>
+            <w:r>
+              <w:rPr>
+                <w:rFonts w:ascii="News Gothic MT" w:eastAsiaTheme="minorHAnsi" w:hAnsi="News Gothic MT" w:cs="Times New Roman"/>
+                <w:b w:val="0"/>
+                <w:sz w:val="20"/>
+                <w:szCs w:val="20"/>
+              </w:rPr>
+              <w:lastRenderedPageBreak/>
+              <w:t xml:space="preserve">Stoplight Prism, node-tree-sitter, Microsoft </w:t>
             </w:r>
             <w:proofErr w:type="spellStart"/>
             <w:r>
@@ -5798,6 +5819,7 @@
                 <w:sz w:val="20"/>
                 <w:szCs w:val="20"/>
               </w:rPr>
+              <w:lastRenderedPageBreak/>
               <w:t>Software Engineer, Meta</w:t>
             </w:r>
             <w:r>
@@ -8030,6 +8052,7 @@
                 <w:sz w:val="20"/>
                 <w:szCs w:val="20"/>
               </w:rPr>
+              <w:lastRenderedPageBreak/>
               <w:t xml:space="preserve">The William F. Russell Prize   </w:t>
             </w:r>
           </w:p>
@@ -8056,7 +8079,6 @@
                 <w:sz w:val="20"/>
                 <w:szCs w:val="20"/>
               </w:rPr>
-              <w:lastRenderedPageBreak/>
               <w:t xml:space="preserve">Awarded annually to the Pomona College prospective music major(s) </w:t>
             </w:r>
             <w:r>
@@ -8107,7 +8129,6 @@
                 <w:sz w:val="20"/>
                 <w:szCs w:val="20"/>
               </w:rPr>
-              <w:lastRenderedPageBreak/>
               <w:t>2020</w:t>
             </w:r>
           </w:p>
@@ -10876,7 +10897,7 @@
   <w:abstractNum w:abstractNumId="21" w15:restartNumberingAfterBreak="0">
     <w:nsid w:val="5F17376A"/>
     <w:multiLevelType w:val="hybridMultilevel"/>
-    <w:tmpl w:val="CFE66784"/>
+    <w:tmpl w:val="3DA6997C"/>
     <w:lvl w:ilvl="0" w:tplc="04090001">
       <w:start w:val="1"/>
       <w:numFmt w:val="bullet"/>

--- a/files/CV.docx
+++ b/files/CV.docx
@@ -300,19 +300,8 @@
                   <w:sz w:val="20"/>
                   <w:szCs w:val="20"/>
                 </w:rPr>
-                <w:t>github.com/</w:t>
+                <w:t>github.com/ilanashapiro</w:t>
               </w:r>
-              <w:proofErr w:type="spellStart"/>
-              <w:r>
-                <w:rPr>
-                  <w:rStyle w:val="Hyperlink"/>
-                  <w:rFonts w:ascii="News Gothic MT" w:hAnsi="News Gothic MT" w:cs="Times New Roman"/>
-                  <w:sz w:val="20"/>
-                  <w:szCs w:val="20"/>
-                </w:rPr>
-                <w:t>ilanashapiro</w:t>
-              </w:r>
-              <w:proofErr w:type="spellEnd"/>
             </w:hyperlink>
           </w:p>
         </w:tc>
@@ -1008,27 +997,7 @@
                 <w:sz w:val="20"/>
                 <w:szCs w:val="20"/>
               </w:rPr>
-              <w:t xml:space="preserve"> "</w:t>
-            </w:r>
-            <w:proofErr w:type="spellStart"/>
-            <w:r>
-              <w:rPr>
-                <w:rFonts w:ascii="News Gothic MT" w:hAnsi="News Gothic MT" w:cs="Times New Roman"/>
-                <w:color w:val="000000" w:themeColor="text1"/>
-                <w:sz w:val="20"/>
-                <w:szCs w:val="20"/>
-              </w:rPr>
-              <w:t>MusAssist</w:t>
-            </w:r>
-            <w:proofErr w:type="spellEnd"/>
-            <w:r>
-              <w:rPr>
-                <w:rFonts w:ascii="News Gothic MT" w:hAnsi="News Gothic MT" w:cs="Times New Roman"/>
-                <w:color w:val="000000" w:themeColor="text1"/>
-                <w:sz w:val="20"/>
-                <w:szCs w:val="20"/>
-              </w:rPr>
-              <w:t xml:space="preserve">: A Domain Specific Language for Music Notation" </w:t>
+              <w:t xml:space="preserve"> "MusAssist: A Domain Specific Language for Music Notation" </w:t>
             </w:r>
           </w:p>
           <w:p>
@@ -1642,47 +1611,7 @@
                 <w:sz w:val="20"/>
                 <w:szCs w:val="20"/>
               </w:rPr>
-              <w:t xml:space="preserve">, </w:t>
-            </w:r>
-            <w:proofErr w:type="spellStart"/>
-            <w:r>
-              <w:rPr>
-                <w:rFonts w:ascii="News Gothic MT" w:hAnsi="News Gothic MT" w:cs="Times New Roman"/>
-                <w:color w:val="000000" w:themeColor="text1"/>
-                <w:sz w:val="20"/>
-                <w:szCs w:val="20"/>
-              </w:rPr>
-              <w:t>Ruanqianqian</w:t>
-            </w:r>
-            <w:proofErr w:type="spellEnd"/>
-            <w:r>
-              <w:rPr>
-                <w:rFonts w:ascii="News Gothic MT" w:hAnsi="News Gothic MT" w:cs="Times New Roman"/>
-                <w:color w:val="000000" w:themeColor="text1"/>
-                <w:sz w:val="20"/>
-                <w:szCs w:val="20"/>
-              </w:rPr>
-              <w:t xml:space="preserve"> (Lisa) Huang, Zachary Novack, Cheng-</w:t>
-            </w:r>
-            <w:proofErr w:type="spellStart"/>
-            <w:r>
-              <w:rPr>
-                <w:rFonts w:ascii="News Gothic MT" w:hAnsi="News Gothic MT" w:cs="Times New Roman"/>
-                <w:color w:val="000000" w:themeColor="text1"/>
-                <w:sz w:val="20"/>
-                <w:szCs w:val="20"/>
-              </w:rPr>
-              <w:t>i</w:t>
-            </w:r>
-            <w:proofErr w:type="spellEnd"/>
-            <w:r>
-              <w:rPr>
-                <w:rFonts w:ascii="News Gothic MT" w:hAnsi="News Gothic MT" w:cs="Times New Roman"/>
-                <w:color w:val="000000" w:themeColor="text1"/>
-                <w:sz w:val="20"/>
-                <w:szCs w:val="20"/>
-              </w:rPr>
-              <w:t xml:space="preserve"> Wang, Hao-Wen Dong, Taylor Berg-Kirkpatrick, Shlomo Dubnov, Sorin Lerner. “Synthesizing Composite Hierarchical Structure from Symbolic Music Corpora.” In </w:t>
+              <w:t xml:space="preserve">, Ruanqianqian (Lisa) Huang, Zachary Novack, Cheng-i Wang, Hao-Wen Dong, Taylor Berg-Kirkpatrick, Shlomo Dubnov, Sorin Lerner. “Synthesizing Composite Hierarchical Structure from Symbolic Music Corpora.” In </w:t>
             </w:r>
             <w:r>
               <w:rPr>
@@ -1693,31 +1622,7 @@
                 <w:sz w:val="20"/>
                 <w:szCs w:val="20"/>
               </w:rPr>
-              <w:t xml:space="preserve">Proceedings of the 34th International Joint Conference on </w:t>
-            </w:r>
-            <w:proofErr w:type="spellStart"/>
-            <w:r>
-              <w:rPr>
-                <w:rFonts w:ascii="News Gothic MT" w:hAnsi="News Gothic MT" w:cs="Times New Roman"/>
-                <w:i/>
-                <w:iCs/>
-                <w:color w:val="000000" w:themeColor="text1"/>
-                <w:sz w:val="20"/>
-                <w:szCs w:val="20"/>
-              </w:rPr>
-              <w:t>Artifical</w:t>
-            </w:r>
-            <w:proofErr w:type="spellEnd"/>
-            <w:r>
-              <w:rPr>
-                <w:rFonts w:ascii="News Gothic MT" w:hAnsi="News Gothic MT" w:cs="Times New Roman"/>
-                <w:i/>
-                <w:iCs/>
-                <w:color w:val="000000" w:themeColor="text1"/>
-                <w:sz w:val="20"/>
-                <w:szCs w:val="20"/>
-              </w:rPr>
-              <w:t xml:space="preserve"> Intelligence (IJCAI ‘25),</w:t>
+              <w:t>Proceedings of the 34th International Joint Conference on Artifical Intelligence (IJCAI ‘25),</w:t>
             </w:r>
             <w:r>
               <w:rPr>
@@ -1989,27 +1894,7 @@
                 <w:sz w:val="20"/>
                 <w:szCs w:val="20"/>
               </w:rPr>
-              <w:t>"</w:t>
-            </w:r>
-            <w:proofErr w:type="spellStart"/>
-            <w:r>
-              <w:rPr>
-                <w:rFonts w:ascii="News Gothic MT" w:hAnsi="News Gothic MT" w:cs="Times New Roman"/>
-                <w:color w:val="000000" w:themeColor="text1"/>
-                <w:sz w:val="20"/>
-                <w:szCs w:val="20"/>
-              </w:rPr>
-              <w:t>MusAssist</w:t>
-            </w:r>
-            <w:proofErr w:type="spellEnd"/>
-            <w:r>
-              <w:rPr>
-                <w:rFonts w:ascii="News Gothic MT" w:hAnsi="News Gothic MT" w:cs="Times New Roman"/>
-                <w:color w:val="000000" w:themeColor="text1"/>
-                <w:sz w:val="20"/>
-                <w:szCs w:val="20"/>
-              </w:rPr>
-              <w:t xml:space="preserve">: A Domain Specific Language for Music Notation." </w:t>
+              <w:t xml:space="preserve">"MusAssist: A Domain Specific Language for Music Notation." </w:t>
             </w:r>
             <w:r>
               <w:rPr>
@@ -2063,27 +1948,7 @@
                 <w:sz w:val="18"/>
                 <w:szCs w:val="18"/>
               </w:rPr>
-              <w:t xml:space="preserve">bridging the abstraction gap between music theoretical structures and notation. Wrote Haskell-based compiler to </w:t>
-            </w:r>
-            <w:proofErr w:type="spellStart"/>
-            <w:r>
-              <w:rPr>
-                <w:rFonts w:ascii="News Gothic MT" w:hAnsi="News Gothic MT" w:cs="Times New Roman"/>
-                <w:color w:val="000000" w:themeColor="text1"/>
-                <w:sz w:val="18"/>
-                <w:szCs w:val="18"/>
-              </w:rPr>
-              <w:t>MusicXML</w:t>
-            </w:r>
-            <w:proofErr w:type="spellEnd"/>
-            <w:r>
-              <w:rPr>
-                <w:rFonts w:ascii="News Gothic MT" w:hAnsi="News Gothic MT" w:cs="Times New Roman"/>
-                <w:color w:val="000000" w:themeColor="text1"/>
-                <w:sz w:val="18"/>
-                <w:szCs w:val="18"/>
-              </w:rPr>
-              <w:t>.</w:t>
+              <w:t>bridging the abstraction gap between music theoretical structures and notation. Wrote Haskell-based compiler to MusicXML.</w:t>
             </w:r>
           </w:p>
           <w:p>
@@ -2784,7 +2649,6 @@
               </w:rPr>
               <w:t xml:space="preserve">. 2022. </w:t>
             </w:r>
-            <w:proofErr w:type="spellStart"/>
             <w:r>
               <w:rPr>
                 <w:rFonts w:ascii="News Gothic MT" w:hAnsi="News Gothic MT" w:cs="Times New Roman"/>
@@ -2794,19 +2658,7 @@
                 <w:sz w:val="20"/>
                 <w:szCs w:val="20"/>
               </w:rPr>
-              <w:t>MusAssist</w:t>
-            </w:r>
-            <w:proofErr w:type="spellEnd"/>
-            <w:r>
-              <w:rPr>
-                <w:rFonts w:ascii="News Gothic MT" w:hAnsi="News Gothic MT" w:cs="Times New Roman"/>
-                <w:i/>
-                <w:iCs/>
-                <w:color w:val="000000" w:themeColor="text1"/>
-                <w:sz w:val="20"/>
-                <w:szCs w:val="20"/>
-              </w:rPr>
-              <w:t>: A Domain Specific Language for Music Notation</w:t>
+              <w:t>MusAssist: A Domain Specific Language for Music Notation</w:t>
             </w:r>
             <w:r>
               <w:rPr>
@@ -2859,27 +2711,7 @@
                 <w:sz w:val="18"/>
                 <w:szCs w:val="18"/>
               </w:rPr>
-              <w:t xml:space="preserve">domain-specific language bridging the abstraction gap between music theoretical structures and notation. Wrote Haskell-based compiler to </w:t>
-            </w:r>
-            <w:proofErr w:type="spellStart"/>
-            <w:r>
-              <w:rPr>
-                <w:rFonts w:ascii="News Gothic MT" w:hAnsi="News Gothic MT" w:cs="Times New Roman"/>
-                <w:color w:val="000000" w:themeColor="text1"/>
-                <w:sz w:val="18"/>
-                <w:szCs w:val="18"/>
-              </w:rPr>
-              <w:t>MusicXML</w:t>
-            </w:r>
-            <w:proofErr w:type="spellEnd"/>
-            <w:r>
-              <w:rPr>
-                <w:rFonts w:ascii="News Gothic MT" w:hAnsi="News Gothic MT" w:cs="Times New Roman"/>
-                <w:color w:val="000000" w:themeColor="text1"/>
-                <w:sz w:val="18"/>
-                <w:szCs w:val="18"/>
-              </w:rPr>
-              <w:t>.</w:t>
+              <w:t>domain-specific language bridging the abstraction gap between music theoretical structures and notation. Wrote Haskell-based compiler to MusicXML.</w:t>
             </w:r>
           </w:p>
           <w:p>
@@ -4016,29 +3848,7 @@
                 <w:sz w:val="20"/>
                 <w:szCs w:val="20"/>
               </w:rPr>
-              <w:t>Research in Software Engineering (</w:t>
-            </w:r>
-            <w:proofErr w:type="spellStart"/>
-            <w:r>
-              <w:rPr>
-                <w:rFonts w:ascii="News Gothic MT" w:hAnsi="News Gothic MT" w:cs="Times New Roman"/>
-                <w:bCs/>
-                <w:color w:val="000000" w:themeColor="text1"/>
-                <w:sz w:val="20"/>
-                <w:szCs w:val="20"/>
-              </w:rPr>
-              <w:t>RiSE</w:t>
-            </w:r>
-            <w:proofErr w:type="spellEnd"/>
-            <w:r>
-              <w:rPr>
-                <w:rFonts w:ascii="News Gothic MT" w:hAnsi="News Gothic MT" w:cs="Times New Roman"/>
-                <w:bCs/>
-                <w:color w:val="000000" w:themeColor="text1"/>
-                <w:sz w:val="20"/>
-                <w:szCs w:val="20"/>
-              </w:rPr>
-              <w:t>) Team, Microsoft Research. “Training LLMs for Verified Programming.” Internship project, summer 2026.</w:t>
+              <w:t>Research in Software Engineering (RiSE) Team, Microsoft Research. “Training LLMs for Verified Programming.” Internship project, summer 2026.</w:t>
             </w:r>
           </w:p>
           <w:p>
@@ -4065,29 +3875,7 @@
                 <w:sz w:val="18"/>
                 <w:szCs w:val="18"/>
               </w:rPr>
-              <w:t xml:space="preserve">At Microsoft Research, I helped train a 32B LLM specialized in program verification. I prepared and augmented Lean datasets for SFT and RL training, built a custom </w:t>
-            </w:r>
-            <w:proofErr w:type="spellStart"/>
-            <w:r>
-              <w:rPr>
-                <w:rFonts w:ascii="News Gothic MT" w:hAnsi="News Gothic MT" w:cs="Times New Roman"/>
-                <w:bCs/>
-                <w:color w:val="000000" w:themeColor="text1"/>
-                <w:sz w:val="18"/>
-                <w:szCs w:val="18"/>
-              </w:rPr>
-              <w:t>Dockerized</w:t>
-            </w:r>
-            <w:proofErr w:type="spellEnd"/>
-            <w:r>
-              <w:rPr>
-                <w:rFonts w:ascii="News Gothic MT" w:hAnsi="News Gothic MT" w:cs="Times New Roman"/>
-                <w:bCs/>
-                <w:color w:val="000000" w:themeColor="text1"/>
-                <w:sz w:val="18"/>
-                <w:szCs w:val="18"/>
-              </w:rPr>
-              <w:t xml:space="preserve"> Lean verification server, and evaluated model checkpoints.</w:t>
+              <w:t>At Microsoft Research, I helped train a 32B LLM specialized in program verification. I prepared and augmented Lean datasets for SFT and RL training, built a custom Dockerized Lean verification server, and evaluated model checkpoints.</w:t>
             </w:r>
           </w:p>
           <w:p>
@@ -4219,27 +4007,7 @@
                 <w:sz w:val="20"/>
                 <w:szCs w:val="20"/>
               </w:rPr>
-              <w:t xml:space="preserve">Shubham Saha, Diya Lakhani, Shree Venkatesh, and </w:t>
-            </w:r>
-            <w:proofErr w:type="spellStart"/>
-            <w:r>
-              <w:rPr>
-                <w:rFonts w:ascii="News Gothic MT" w:hAnsi="News Gothic MT" w:cs="Times New Roman"/>
-                <w:color w:val="000000" w:themeColor="text1"/>
-                <w:sz w:val="20"/>
-                <w:szCs w:val="20"/>
-              </w:rPr>
-              <w:t>Runqiu</w:t>
-            </w:r>
-            <w:proofErr w:type="spellEnd"/>
-            <w:r>
-              <w:rPr>
-                <w:rFonts w:ascii="News Gothic MT" w:hAnsi="News Gothic MT" w:cs="Times New Roman"/>
-                <w:color w:val="000000" w:themeColor="text1"/>
-                <w:sz w:val="20"/>
-                <w:szCs w:val="20"/>
-              </w:rPr>
-              <w:t xml:space="preserve"> Xu. “Grid Beam Search for Constrained GPT-2 Decoding” Unpublished manuscript, 2025.</w:t>
+              <w:t>Shubham Saha, Diya Lakhani, Shree Venkatesh, and Runqiu Xu. “Grid Beam Search for Constrained GPT-2 Decoding” Unpublished manuscript, 2025.</w:t>
             </w:r>
           </w:p>
           <w:p>
@@ -4663,27 +4431,7 @@
                 <w:sz w:val="20"/>
                 <w:szCs w:val="20"/>
               </w:rPr>
-              <w:t xml:space="preserve"> “</w:t>
-            </w:r>
-            <w:proofErr w:type="spellStart"/>
-            <w:r>
-              <w:rPr>
-                <w:rFonts w:ascii="News Gothic MT" w:hAnsi="News Gothic MT" w:cs="Times New Roman"/>
-                <w:color w:val="000000" w:themeColor="text1"/>
-                <w:sz w:val="20"/>
-                <w:szCs w:val="20"/>
-              </w:rPr>
-              <w:t>pgen-rs</w:t>
-            </w:r>
-            <w:proofErr w:type="spellEnd"/>
-            <w:r>
-              <w:rPr>
-                <w:rFonts w:ascii="News Gothic MT" w:hAnsi="News Gothic MT" w:cs="Times New Roman"/>
-                <w:color w:val="000000" w:themeColor="text1"/>
-                <w:sz w:val="20"/>
-                <w:szCs w:val="20"/>
-              </w:rPr>
-              <w:t>: LLM-Aided Efficient and User-Friendly Genomic Data Wrangling.” Unpublished manuscript, 2024.</w:t>
+              <w:t xml:space="preserve"> “pgen-rs: LLM-Aided Efficient and User-Friendly Genomic Data Wrangling.” Unpublished manuscript, 2024.</w:t>
             </w:r>
           </w:p>
           <w:p>
@@ -4708,27 +4456,7 @@
                 <w:sz w:val="18"/>
                 <w:szCs w:val="18"/>
               </w:rPr>
-              <w:t xml:space="preserve">Developed </w:t>
-            </w:r>
-            <w:proofErr w:type="spellStart"/>
-            <w:r>
-              <w:rPr>
-                <w:rFonts w:ascii="News Gothic MT" w:hAnsi="News Gothic MT"/>
-                <w:color w:val="000000" w:themeColor="text1"/>
-                <w:sz w:val="18"/>
-                <w:szCs w:val="18"/>
-              </w:rPr>
-              <w:t>pgen-rs</w:t>
-            </w:r>
-            <w:proofErr w:type="spellEnd"/>
-            <w:r>
-              <w:rPr>
-                <w:rFonts w:ascii="News Gothic MT" w:hAnsi="News Gothic MT"/>
-                <w:color w:val="000000" w:themeColor="text1"/>
-                <w:sz w:val="18"/>
-                <w:szCs w:val="18"/>
-              </w:rPr>
-              <w:t>, a tool enabling end-users to write genomic data wrangling requirements in natural language and execute with Rust-based high-performance genomic data processor</w:t>
+              <w:t>Developed pgen-rs, a tool enabling end-users to write genomic data wrangling requirements in natural language and execute with Rust-based high-performance genomic data processor</w:t>
             </w:r>
             <w:r>
               <w:rPr>
@@ -4926,47 +4654,7 @@
                 <w:sz w:val="20"/>
                 <w:szCs w:val="20"/>
               </w:rPr>
-              <w:t xml:space="preserve">, Ani </w:t>
-            </w:r>
-            <w:proofErr w:type="spellStart"/>
-            <w:r>
-              <w:rPr>
-                <w:rFonts w:ascii="News Gothic MT" w:hAnsi="News Gothic MT" w:cs="Times New Roman"/>
-                <w:color w:val="000000" w:themeColor="text1"/>
-                <w:sz w:val="20"/>
-                <w:szCs w:val="20"/>
-              </w:rPr>
-              <w:t>Canumalla</w:t>
-            </w:r>
-            <w:proofErr w:type="spellEnd"/>
-            <w:r>
-              <w:rPr>
-                <w:rFonts w:ascii="News Gothic MT" w:hAnsi="News Gothic MT" w:cs="Times New Roman"/>
-                <w:color w:val="000000" w:themeColor="text1"/>
-                <w:sz w:val="20"/>
-                <w:szCs w:val="20"/>
-              </w:rPr>
-              <w:t>. “</w:t>
-            </w:r>
-            <w:proofErr w:type="spellStart"/>
-            <w:r>
-              <w:rPr>
-                <w:rFonts w:ascii="News Gothic MT" w:hAnsi="News Gothic MT" w:cs="Times New Roman"/>
-                <w:color w:val="000000" w:themeColor="text1"/>
-                <w:sz w:val="20"/>
-                <w:szCs w:val="20"/>
-              </w:rPr>
-              <w:t>ProCon</w:t>
-            </w:r>
-            <w:proofErr w:type="spellEnd"/>
-            <w:r>
-              <w:rPr>
-                <w:rFonts w:ascii="News Gothic MT" w:hAnsi="News Gothic MT" w:cs="Times New Roman"/>
-                <w:color w:val="000000" w:themeColor="text1"/>
-                <w:sz w:val="20"/>
-                <w:szCs w:val="20"/>
-              </w:rPr>
-              <w:t>: Continuous Enumeration for Just-In-Time Bottom-Up Synthesis.” Unpublished manuscript, 2024.</w:t>
+              <w:t>, Ani Canumalla. “ProCon: Continuous Enumeration for Just-In-Time Bottom-Up Synthesis.” Unpublished manuscript, 2024.</w:t>
             </w:r>
           </w:p>
           <w:p>
@@ -4991,27 +4679,7 @@
                 <w:sz w:val="18"/>
                 <w:szCs w:val="18"/>
               </w:rPr>
-              <w:t xml:space="preserve">Introduced continuous, rule-based enumeration for just-in-time bottom-up search in </w:t>
-            </w:r>
-            <w:proofErr w:type="spellStart"/>
-            <w:r>
-              <w:rPr>
-                <w:rFonts w:ascii="News Gothic MT" w:hAnsi="News Gothic MT"/>
-                <w:color w:val="000000" w:themeColor="text1"/>
-                <w:sz w:val="18"/>
-                <w:szCs w:val="18"/>
-              </w:rPr>
-              <w:t>SyGuS</w:t>
-            </w:r>
-            <w:proofErr w:type="spellEnd"/>
-            <w:r>
-              <w:rPr>
-                <w:rFonts w:ascii="News Gothic MT" w:hAnsi="News Gothic MT"/>
-                <w:color w:val="000000" w:themeColor="text1"/>
-                <w:sz w:val="18"/>
-                <w:szCs w:val="18"/>
-              </w:rPr>
-              <w:t xml:space="preserve"> problems, where programs are enumerated in order of continuous, nonrounded weights as determined by a probabilistic weighting function.</w:t>
+              <w:t>Introduced continuous, rule-based enumeration for just-in-time bottom-up search in SyGuS problems, where programs are enumerated in order of continuous, nonrounded weights as determined by a probabilistic weighting function.</w:t>
             </w:r>
           </w:p>
         </w:tc>
@@ -5415,25 +5083,7 @@
                 <w:sz w:val="20"/>
                 <w:szCs w:val="20"/>
               </w:rPr>
-              <w:t>Research Intern, Microsoft (Research in Software Engineering/</w:t>
-            </w:r>
-            <w:proofErr w:type="spellStart"/>
-            <w:r>
-              <w:rPr>
-                <w:rFonts w:ascii="News Gothic MT" w:hAnsi="News Gothic MT" w:cs="Times New Roman"/>
-                <w:sz w:val="20"/>
-                <w:szCs w:val="20"/>
-              </w:rPr>
-              <w:t>RiSE</w:t>
-            </w:r>
-            <w:proofErr w:type="spellEnd"/>
-            <w:r>
-              <w:rPr>
-                <w:rFonts w:ascii="News Gothic MT" w:hAnsi="News Gothic MT" w:cs="Times New Roman"/>
-                <w:sz w:val="20"/>
-                <w:szCs w:val="20"/>
-              </w:rPr>
-              <w:t xml:space="preserve"> Group)</w:t>
+              <w:t>Research Intern, Microsoft (Research in Software Engineering/RiSE Group)</w:t>
             </w:r>
             <w:r>
               <w:rPr>
@@ -5608,9 +5258,8 @@
                 <w:sz w:val="20"/>
                 <w:szCs w:val="20"/>
               </w:rPr>
-              <w:t xml:space="preserve">automatically generates production-ready SDKs from </w:t>
+              <w:t>automatically generates production-ready SDKs from OpenAPI specifications</w:t>
             </w:r>
-            <w:proofErr w:type="spellStart"/>
             <w:r>
               <w:rPr>
                 <w:rFonts w:ascii="News Gothic MT" w:eastAsiaTheme="minorHAnsi" w:hAnsi="News Gothic MT" w:cs="Times New Roman"/>
@@ -5618,9 +5267,8 @@
                 <w:sz w:val="20"/>
                 <w:szCs w:val="20"/>
               </w:rPr>
-              <w:t>OpenAPI</w:t>
+              <w:t xml:space="preserve">. I made open-source contributions to codebases including </w:t>
             </w:r>
-            <w:proofErr w:type="spellEnd"/>
             <w:r>
               <w:rPr>
                 <w:rFonts w:ascii="News Gothic MT" w:eastAsiaTheme="minorHAnsi" w:hAnsi="News Gothic MT" w:cs="Times New Roman"/>
@@ -5628,66 +5276,8 @@
                 <w:sz w:val="20"/>
                 <w:szCs w:val="20"/>
               </w:rPr>
-              <w:t xml:space="preserve"> specifications</w:t>
-            </w:r>
-            <w:r>
-              <w:rPr>
-                <w:rFonts w:ascii="News Gothic MT" w:eastAsiaTheme="minorHAnsi" w:hAnsi="News Gothic MT" w:cs="Times New Roman"/>
-                <w:b w:val="0"/>
-                <w:sz w:val="20"/>
-                <w:szCs w:val="20"/>
-              </w:rPr>
-              <w:t xml:space="preserve">. I made open-source contributions to codebases including </w:t>
-            </w:r>
-            <w:r>
-              <w:rPr>
-                <w:rFonts w:ascii="News Gothic MT" w:eastAsiaTheme="minorHAnsi" w:hAnsi="News Gothic MT" w:cs="Times New Roman"/>
-                <w:b w:val="0"/>
-                <w:sz w:val="20"/>
-                <w:szCs w:val="20"/>
-              </w:rPr>
               <w:lastRenderedPageBreak/>
-              <w:t xml:space="preserve">Stoplight Prism, node-tree-sitter, Microsoft </w:t>
-            </w:r>
-            <w:proofErr w:type="spellStart"/>
-            <w:r>
-              <w:rPr>
-                <w:rFonts w:ascii="News Gothic MT" w:eastAsiaTheme="minorHAnsi" w:hAnsi="News Gothic MT" w:cs="Times New Roman"/>
-                <w:b w:val="0"/>
-                <w:sz w:val="20"/>
-                <w:szCs w:val="20"/>
-              </w:rPr>
-              <w:t>Pyright</w:t>
-            </w:r>
-            <w:proofErr w:type="spellEnd"/>
-            <w:r>
-              <w:rPr>
-                <w:rFonts w:ascii="News Gothic MT" w:eastAsiaTheme="minorHAnsi" w:hAnsi="News Gothic MT" w:cs="Times New Roman"/>
-                <w:b w:val="0"/>
-                <w:sz w:val="20"/>
-                <w:szCs w:val="20"/>
-              </w:rPr>
-              <w:t xml:space="preserve">, NPM Trends, and </w:t>
-            </w:r>
-            <w:proofErr w:type="spellStart"/>
-            <w:r>
-              <w:rPr>
-                <w:rFonts w:ascii="News Gothic MT" w:eastAsiaTheme="minorHAnsi" w:hAnsi="News Gothic MT" w:cs="Times New Roman"/>
-                <w:b w:val="0"/>
-                <w:sz w:val="20"/>
-                <w:szCs w:val="20"/>
-              </w:rPr>
-              <w:t>json</w:t>
-            </w:r>
-            <w:proofErr w:type="spellEnd"/>
-            <w:r>
-              <w:rPr>
-                <w:rFonts w:ascii="News Gothic MT" w:eastAsiaTheme="minorHAnsi" w:hAnsi="News Gothic MT" w:cs="Times New Roman"/>
-                <w:b w:val="0"/>
-                <w:sz w:val="20"/>
-                <w:szCs w:val="20"/>
-              </w:rPr>
-              <w:t>-schema-benchmark.</w:t>
+              <w:t>Stoplight Prism, node-tree-sitter, Microsoft Pyright, NPM Trends, and json-schema-benchmark.</w:t>
             </w:r>
             <w:r>
               <w:rPr>
@@ -5819,7 +5409,6 @@
                 <w:sz w:val="20"/>
                 <w:szCs w:val="20"/>
               </w:rPr>
-              <w:lastRenderedPageBreak/>
               <w:t>Software Engineer, Meta</w:t>
             </w:r>
             <w:r>
@@ -5991,51 +5580,7 @@
                 <w:sz w:val="20"/>
                 <w:szCs w:val="20"/>
               </w:rPr>
-              <w:t>iOS/</w:t>
-            </w:r>
-            <w:proofErr w:type="spellStart"/>
-            <w:r>
-              <w:rPr>
-                <w:rFonts w:ascii="News Gothic MT" w:hAnsi="News Gothic MT" w:cs="Times New Roman"/>
-                <w:b w:val="0"/>
-                <w:bCs/>
-                <w:sz w:val="20"/>
-                <w:szCs w:val="20"/>
-              </w:rPr>
-              <w:t>serverside</w:t>
-            </w:r>
-            <w:proofErr w:type="spellEnd"/>
-            <w:r>
-              <w:rPr>
-                <w:rFonts w:ascii="News Gothic MT" w:hAnsi="News Gothic MT" w:cs="Times New Roman"/>
-                <w:b w:val="0"/>
-                <w:bCs/>
-                <w:sz w:val="20"/>
-                <w:szCs w:val="20"/>
-              </w:rPr>
-              <w:t xml:space="preserve"> </w:t>
-            </w:r>
-            <w:proofErr w:type="spellStart"/>
-            <w:r>
-              <w:rPr>
-                <w:rFonts w:ascii="News Gothic MT" w:hAnsi="News Gothic MT" w:cs="Times New Roman"/>
-                <w:b w:val="0"/>
-                <w:bCs/>
-                <w:sz w:val="20"/>
-                <w:szCs w:val="20"/>
-              </w:rPr>
-              <w:t>fullstack</w:t>
-            </w:r>
-            <w:proofErr w:type="spellEnd"/>
-            <w:r>
-              <w:rPr>
-                <w:rFonts w:ascii="News Gothic MT" w:hAnsi="News Gothic MT" w:cs="Times New Roman"/>
-                <w:b w:val="0"/>
-                <w:bCs/>
-                <w:sz w:val="20"/>
-                <w:szCs w:val="20"/>
-              </w:rPr>
-              <w:t xml:space="preserve"> intern on Facebook Events and Groups. </w:t>
+              <w:t xml:space="preserve">iOS/serverside fullstack intern on Facebook Events and Groups. </w:t>
             </w:r>
           </w:p>
         </w:tc>
@@ -6926,31 +6471,7 @@
                 <w:sz w:val="20"/>
                 <w:szCs w:val="20"/>
               </w:rPr>
-              <w:t>The 19th SoCal Programming Languages and Systems Workshop (</w:t>
-            </w:r>
-            <w:proofErr w:type="spellStart"/>
-            <w:r>
-              <w:rPr>
-                <w:rFonts w:ascii="News Gothic MT" w:hAnsi="News Gothic MT"/>
-                <w:i/>
-                <w:iCs/>
-                <w:color w:val="000000" w:themeColor="text1"/>
-                <w:sz w:val="20"/>
-                <w:szCs w:val="20"/>
-              </w:rPr>
-              <w:t>SoCaL</w:t>
-            </w:r>
-            <w:proofErr w:type="spellEnd"/>
-            <w:r>
-              <w:rPr>
-                <w:rFonts w:ascii="News Gothic MT" w:hAnsi="News Gothic MT"/>
-                <w:i/>
-                <w:iCs/>
-                <w:color w:val="000000" w:themeColor="text1"/>
-                <w:sz w:val="20"/>
-                <w:szCs w:val="20"/>
-              </w:rPr>
-              <w:t xml:space="preserve"> PLS).</w:t>
+              <w:t>The 19th SoCal Programming Languages and Systems Workshop (SoCaL PLS).</w:t>
             </w:r>
           </w:p>
           <w:p>
@@ -7112,27 +6633,7 @@
                 <w:sz w:val="20"/>
                 <w:szCs w:val="20"/>
               </w:rPr>
-              <w:t>“</w:t>
-            </w:r>
-            <w:proofErr w:type="spellStart"/>
-            <w:r>
-              <w:rPr>
-                <w:rFonts w:ascii="News Gothic MT" w:hAnsi="News Gothic MT"/>
-                <w:color w:val="000000" w:themeColor="text1"/>
-                <w:sz w:val="20"/>
-                <w:szCs w:val="20"/>
-              </w:rPr>
-              <w:t>MusAssist</w:t>
-            </w:r>
-            <w:proofErr w:type="spellEnd"/>
-            <w:r>
-              <w:rPr>
-                <w:rFonts w:ascii="News Gothic MT" w:hAnsi="News Gothic MT"/>
-                <w:color w:val="000000" w:themeColor="text1"/>
-                <w:sz w:val="20"/>
-                <w:szCs w:val="20"/>
-              </w:rPr>
-              <w:t xml:space="preserve">: A Domain Specific Language for Music Notation.” </w:t>
+              <w:t xml:space="preserve">“MusAssist: A Domain Specific Language for Music Notation.” </w:t>
             </w:r>
             <w:r>
               <w:rPr>
@@ -8730,7 +8231,6 @@
         </w:rPr>
         <w:t xml:space="preserve"> </w:t>
       </w:r>
-      <w:proofErr w:type="spellStart"/>
       <w:r>
         <w:rPr>
           <w:rFonts w:ascii="News Gothic MT" w:hAnsi="News Gothic MT" w:cs="Segoe UI Symbol"/>
@@ -8739,18 +8239,7 @@
           <w:szCs w:val="20"/>
           <w:shd w:val="clear" w:color="auto" w:fill="FFFFFF"/>
         </w:rPr>
-        <w:t>Neurosymbolic</w:t>
-      </w:r>
-      <w:proofErr w:type="spellEnd"/>
-      <w:r>
-        <w:rPr>
-          <w:rFonts w:ascii="News Gothic MT" w:hAnsi="News Gothic MT" w:cs="Segoe UI Symbol"/>
-          <w:color w:val="000000" w:themeColor="text1"/>
-          <w:sz w:val="20"/>
-          <w:szCs w:val="20"/>
-          <w:shd w:val="clear" w:color="auto" w:fill="FFFFFF"/>
-        </w:rPr>
-        <w:t xml:space="preserve"> Generation</w:t>
+        <w:t>Neurosymbolic Generation</w:t>
       </w:r>
       <w:r>
         <w:rPr>
@@ -9232,31 +8721,7 @@
                 <w:sz w:val="20"/>
                 <w:szCs w:val="20"/>
               </w:rPr>
-              <w:t xml:space="preserve">Mentorship Co-Chair, </w:t>
-            </w:r>
-            <w:proofErr w:type="spellStart"/>
-            <w:r>
-              <w:rPr>
-                <w:rFonts w:ascii="News Gothic MT" w:hAnsi="News Gothic MT" w:cs="Times New Roman"/>
-                <w:b/>
-                <w:bCs/>
-                <w:color w:val="000000" w:themeColor="text1"/>
-                <w:sz w:val="20"/>
-                <w:szCs w:val="20"/>
-              </w:rPr>
-              <w:t>GradWIC</w:t>
-            </w:r>
-            <w:proofErr w:type="spellEnd"/>
-            <w:r>
-              <w:rPr>
-                <w:rFonts w:ascii="News Gothic MT" w:hAnsi="News Gothic MT" w:cs="Times New Roman"/>
-                <w:b/>
-                <w:bCs/>
-                <w:color w:val="000000" w:themeColor="text1"/>
-                <w:sz w:val="20"/>
-                <w:szCs w:val="20"/>
-              </w:rPr>
-              <w:t xml:space="preserve"> UCSD</w:t>
+              <w:t>Mentorship Co-Chair, GradWIC UCSD</w:t>
             </w:r>
           </w:p>
           <w:p>
